--- a/Documentation/Heart Disease MLOps Assignment Report.docx
+++ b/Documentation/Heart Disease MLOps Assignment Report.docx
@@ -31,16 +31,16 @@
             <mc:AlternateContent>
               <mc:Choice Requires="wpg">
                 <w:drawing>
-                  <wp:anchor distT="0" distB="0" distL="114300" distR="114300" simplePos="0" relativeHeight="251659264" behindDoc="1" locked="0" layoutInCell="1" allowOverlap="1" wp14:anchorId="465F74B8" wp14:editId="735A9C8A">
+                  <wp:anchor distT="0" distB="0" distL="114300" distR="114300" simplePos="0" relativeHeight="251659264" behindDoc="1" locked="0" layoutInCell="1" allowOverlap="1" wp14:anchorId="465F74B8" wp14:editId="55155485">
                     <wp:simplePos x="0" y="0"/>
                     <wp:positionH relativeFrom="page">
-                      <wp:posOffset>326003</wp:posOffset>
+                      <wp:posOffset>329609</wp:posOffset>
                     </wp:positionH>
                     <wp:positionV relativeFrom="page">
-                      <wp:posOffset>461176</wp:posOffset>
+                      <wp:posOffset>457200</wp:posOffset>
                     </wp:positionV>
-                    <wp:extent cx="6993173" cy="9123528"/>
-                    <wp:effectExtent l="0" t="0" r="0" b="635"/>
+                    <wp:extent cx="7219507" cy="9142730"/>
+                    <wp:effectExtent l="0" t="0" r="635" b="1270"/>
                     <wp:wrapNone/>
                     <wp:docPr id="193" name="Group 62"/>
                     <wp:cNvGraphicFramePr/>
@@ -51,9 +51,9 @@
                           <wpg:grpSpPr>
                             <a:xfrm>
                               <a:off x="0" y="0"/>
-                              <a:ext cx="6993173" cy="9123528"/>
-                              <a:chOff x="-135173" y="0"/>
-                              <a:chExt cx="6993173" cy="9123528"/>
+                              <a:ext cx="7219507" cy="9142730"/>
+                              <a:chOff x="-135174" y="0"/>
+                              <a:chExt cx="7219507" cy="9142730"/>
                             </a:xfrm>
                           </wpg:grpSpPr>
                           <wps:wsp>
@@ -102,8 +102,8 @@
                             <wps:cNvSpPr/>
                             <wps:spPr>
                               <a:xfrm>
-                                <a:off x="0" y="4094328"/>
-                                <a:ext cx="6858000" cy="5029200"/>
+                                <a:off x="-12" y="6400800"/>
+                                <a:ext cx="6858000" cy="2741930"/>
                               </a:xfrm>
                               <a:prstGeom prst="rect">
                                 <a:avLst/>
@@ -140,12 +140,16 @@
                                     <w:jc w:val="center"/>
                                     <w:rPr>
                                       <w:color w:val="FFFFFF" w:themeColor="background1"/>
+                                      <w:sz w:val="52"/>
+                                      <w:szCs w:val="52"/>
                                     </w:rPr>
                                   </w:pPr>
                                   <w:sdt>
                                     <w:sdtPr>
                                       <w:rPr>
                                         <w:color w:val="FFFFFF" w:themeColor="background1"/>
+                                        <w:sz w:val="52"/>
+                                        <w:szCs w:val="52"/>
                                       </w:rPr>
                                       <w:alias w:val="Author"/>
                                       <w:tag w:val=""/>
@@ -157,12 +161,16 @@
                                       <w:r>
                                         <w:rPr>
                                           <w:color w:val="FFFFFF" w:themeColor="background1"/>
+                                          <w:sz w:val="52"/>
+                                          <w:szCs w:val="52"/>
                                         </w:rPr>
                                         <w:t>Tusar Chouhan</w:t>
                                       </w:r>
                                       <w:r>
                                         <w:rPr>
                                           <w:color w:val="FFFFFF" w:themeColor="background1"/>
+                                          <w:sz w:val="52"/>
+                                          <w:szCs w:val="52"/>
                                         </w:rPr>
                                         <w:t xml:space="preserve"> (2025CS05043)</w:t>
                                       </w:r>
@@ -207,7 +215,14 @@
                                           <w:caps/>
                                           <w:color w:val="FFFFFF" w:themeColor="background1"/>
                                         </w:rPr>
-                                        <w:t xml:space="preserve">1 </w:t>
+                                        <w:t>4</w:t>
+                                      </w:r>
+                                      <w:r>
+                                        <w:rPr>
+                                          <w:caps/>
+                                          <w:color w:val="FFFFFF" w:themeColor="background1"/>
+                                        </w:rPr>
+                                        <w:t xml:space="preserve"> </w:t>
                                       </w:r>
                                       <w:r>
                                         <w:rPr>
@@ -260,8 +275,8 @@
                             <wps:cNvSpPr txBox="1"/>
                             <wps:spPr>
                               <a:xfrm>
-                                <a:off x="-135173" y="1383182"/>
-                                <a:ext cx="6988093" cy="4106123"/>
+                                <a:off x="-135174" y="1386093"/>
+                                <a:ext cx="7219507" cy="4982809"/>
                               </a:xfrm>
                               <a:prstGeom prst="rect">
                                 <a:avLst/>
@@ -442,13 +457,6 @@
                                   <w:pPr>
                                     <w:pStyle w:val="NoSpacing"/>
                                     <w:jc w:val="center"/>
-                                    <w:rPr>
-                                      <w:rFonts w:asciiTheme="majorHAnsi" w:eastAsiaTheme="majorEastAsia" w:hAnsiTheme="majorHAnsi" w:cstheme="majorBidi"/>
-                                      <w:caps/>
-                                      <w:color w:val="156082" w:themeColor="accent1"/>
-                                      <w:sz w:val="26"/>
-                                      <w:szCs w:val="26"/>
-                                    </w:rPr>
                                   </w:pPr>
                                   <w:hyperlink r:id="rId7" w:history="1">
                                     <w:r>
@@ -462,6 +470,90 @@
                                       <w:t>https://github.com/tusharchouhan/heart-disease-mlops</w:t>
                                     </w:r>
                                   </w:hyperlink>
+                                </w:p>
+                                <w:p>
+                                  <w:pPr>
+                                    <w:pStyle w:val="NoSpacing"/>
+                                    <w:jc w:val="center"/>
+                                  </w:pPr>
+                                </w:p>
+                                <w:p>
+                                  <w:pPr>
+                                    <w:pStyle w:val="NoSpacing"/>
+                                    <w:jc w:val="center"/>
+                                    <w:rPr>
+                                      <w:rFonts w:asciiTheme="majorHAnsi" w:eastAsiaTheme="majorEastAsia" w:hAnsiTheme="majorHAnsi" w:cstheme="majorBidi"/>
+                                      <w:caps/>
+                                      <w:color w:val="156082" w:themeColor="accent1"/>
+                                      <w:sz w:val="26"/>
+                                      <w:szCs w:val="26"/>
+                                    </w:rPr>
+                                  </w:pPr>
+                                </w:p>
+                                <w:p>
+                                  <w:pPr>
+                                    <w:pStyle w:val="NoSpacing"/>
+                                    <w:jc w:val="center"/>
+                                  </w:pPr>
+                                  <w:r>
+                                    <w:rPr>
+                                      <w:rFonts w:asciiTheme="majorHAnsi" w:eastAsiaTheme="majorEastAsia" w:hAnsiTheme="majorHAnsi" w:cstheme="majorBidi"/>
+                                      <w:caps/>
+                                      <w:color w:val="156082" w:themeColor="accent1"/>
+                                      <w:sz w:val="26"/>
+                                      <w:szCs w:val="26"/>
+                                    </w:rPr>
+                                    <w:t>Deplooyment Link</w:t>
+                                  </w:r>
+                                  <w:r>
+                                    <w:rPr>
+                                      <w:rFonts w:asciiTheme="majorHAnsi" w:eastAsiaTheme="majorEastAsia" w:hAnsiTheme="majorHAnsi" w:cstheme="majorBidi"/>
+                                      <w:caps/>
+                                      <w:color w:val="156082" w:themeColor="accent1"/>
+                                      <w:sz w:val="26"/>
+                                      <w:szCs w:val="26"/>
+                                    </w:rPr>
+                                    <w:t>:</w:t>
+                                  </w:r>
+                                  <w:r>
+                                    <w:t xml:space="preserve"> </w:t>
+                                  </w:r>
+                                </w:p>
+                                <w:p>
+                                  <w:pPr>
+                                    <w:pStyle w:val="NoSpacing"/>
+                                    <w:jc w:val="center"/>
+                                    <w:rPr>
+                                      <w:rFonts w:asciiTheme="majorHAnsi" w:eastAsiaTheme="majorEastAsia" w:hAnsiTheme="majorHAnsi" w:cstheme="majorBidi"/>
+                                      <w:caps/>
+                                      <w:color w:val="156082" w:themeColor="accent1"/>
+                                      <w:sz w:val="26"/>
+                                      <w:szCs w:val="26"/>
+                                    </w:rPr>
+                                  </w:pPr>
+                                  <w:hyperlink r:id="rId8" w:history="1">
+                                    <w:r>
+                                      <w:rPr>
+                                        <w:rStyle w:val="Hyperlink"/>
+                                        <w:sz w:val="28"/>
+                                        <w:szCs w:val="28"/>
+                                      </w:rPr>
+                                      <w:t>https://heart-disease-mlops-951222900001.us-central1.run.app/</w:t>
+                                    </w:r>
+                                  </w:hyperlink>
+                                </w:p>
+                                <w:p>
+                                  <w:pPr>
+                                    <w:pStyle w:val="NoSpacing"/>
+                                    <w:jc w:val="center"/>
+                                    <w:rPr>
+                                      <w:rFonts w:asciiTheme="majorHAnsi" w:eastAsiaTheme="majorEastAsia" w:hAnsiTheme="majorHAnsi" w:cstheme="majorBidi"/>
+                                      <w:caps/>
+                                      <w:color w:val="156082" w:themeColor="accent1"/>
+                                      <w:sz w:val="26"/>
+                                      <w:szCs w:val="26"/>
+                                    </w:rPr>
+                                  </w:pPr>
                                 </w:p>
                                 <w:p>
                                   <w:pPr>
@@ -519,8 +611,20 @@
                                       <w:sz w:val="26"/>
                                       <w:szCs w:val="26"/>
                                     </w:rPr>
-                                    <w:t>Link</w:t>
+                                    <w:t xml:space="preserve"> </w:t>
                                   </w:r>
+                                  <w:hyperlink r:id="rId9" w:history="1">
+                                    <w:r>
+                                      <w:rPr>
+                                        <w:rStyle w:val="Hyperlink"/>
+                                        <w:rFonts w:asciiTheme="majorHAnsi" w:eastAsiaTheme="majorEastAsia" w:hAnsiTheme="majorHAnsi" w:cstheme="majorBidi"/>
+                                        <w:caps/>
+                                        <w:sz w:val="26"/>
+                                        <w:szCs w:val="26"/>
+                                      </w:rPr>
+                                      <w:t>HTTPS://GITHUB.COM/TUSHARCHOUHAN/HEART-DISEASE-MLOPS/TREE/MAIN/DEMO%20VIDEO</w:t>
+                                    </w:r>
+                                  </w:hyperlink>
                                 </w:p>
                               </w:txbxContent>
                             </wps:txbx>
@@ -538,16 +642,16 @@
                       <wp14:pctWidth>0</wp14:pctWidth>
                     </wp14:sizeRelH>
                     <wp14:sizeRelV relativeFrom="page">
-                      <wp14:pctHeight>90900</wp14:pctHeight>
+                      <wp14:pctHeight>0</wp14:pctHeight>
                     </wp14:sizeRelV>
                   </wp:anchor>
                 </w:drawing>
               </mc:Choice>
               <mc:Fallback>
                 <w:pict>
-                  <v:group w14:anchorId="465F74B8" id="Group 62" o:spid="_x0000_s1026" style="position:absolute;margin-left:25.65pt;margin-top:36.3pt;width:550.65pt;height:718.4pt;z-index:-251657216;mso-height-percent:909;mso-position-horizontal-relative:page;mso-position-vertical-relative:page;mso-height-percent:909" coordorigin="-1351" coordsize="69931,91235" o:gfxdata="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">
+                  <v:group w14:anchorId="465F74B8" id="Group 62" o:spid="_x0000_s1026" style="position:absolute;margin-left:25.95pt;margin-top:36pt;width:568.45pt;height:719.9pt;z-index:-251657216;mso-position-horizontal-relative:page;mso-position-vertical-relative:page" coordorigin="-1351" coordsize="72195,91427" o:gfxdata="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">
                     <v:rect id="Rectangle 194" o:spid="_x0000_s1027" style="position:absolute;width:68580;height:13716;visibility:visible;mso-wrap-style:square;v-text-anchor:middle" o:gfxdata="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" fillcolor="#156082 [3204]" stroked="f" strokeweight="1.5pt"/>
-                    <v:rect id="Rectangle 195" o:spid="_x0000_s1028" style="position:absolute;top:40943;width:68580;height:50292;visibility:visible;mso-wrap-style:square;v-text-anchor:bottom" o:gfxdata="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" fillcolor="#156082 [3204]" stroked="f" strokeweight="1.5pt">
+                    <v:rect id="Rectangle 195" o:spid="_x0000_s1028" style="position:absolute;top:64008;width:68579;height:27419;visibility:visible;mso-wrap-style:square;v-text-anchor:bottom" o:gfxdata="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" fillcolor="#156082 [3204]" stroked="f" strokeweight="1.5pt">
                       <v:textbox inset="36pt,57.6pt,36pt,36pt">
                         <w:txbxContent>
                           <w:p>
@@ -557,12 +661,16 @@
                               <w:jc w:val="center"/>
                               <w:rPr>
                                 <w:color w:val="FFFFFF" w:themeColor="background1"/>
+                                <w:sz w:val="52"/>
+                                <w:szCs w:val="52"/>
                               </w:rPr>
                             </w:pPr>
                             <w:sdt>
                               <w:sdtPr>
                                 <w:rPr>
                                   <w:color w:val="FFFFFF" w:themeColor="background1"/>
+                                  <w:sz w:val="52"/>
+                                  <w:szCs w:val="52"/>
                                 </w:rPr>
                                 <w:alias w:val="Author"/>
                                 <w:tag w:val=""/>
@@ -574,12 +682,16 @@
                                 <w:r>
                                   <w:rPr>
                                     <w:color w:val="FFFFFF" w:themeColor="background1"/>
+                                    <w:sz w:val="52"/>
+                                    <w:szCs w:val="52"/>
                                   </w:rPr>
                                   <w:t>Tusar Chouhan</w:t>
                                 </w:r>
                                 <w:r>
                                   <w:rPr>
                                     <w:color w:val="FFFFFF" w:themeColor="background1"/>
+                                    <w:sz w:val="52"/>
+                                    <w:szCs w:val="52"/>
                                   </w:rPr>
                                   <w:t xml:space="preserve"> (2025CS05043)</w:t>
                                 </w:r>
@@ -624,7 +736,14 @@
                                     <w:caps/>
                                     <w:color w:val="FFFFFF" w:themeColor="background1"/>
                                   </w:rPr>
-                                  <w:t xml:space="preserve">1 </w:t>
+                                  <w:t>4</w:t>
+                                </w:r>
+                                <w:r>
+                                  <w:rPr>
+                                    <w:caps/>
+                                    <w:color w:val="FFFFFF" w:themeColor="background1"/>
+                                  </w:rPr>
+                                  <w:t xml:space="preserve"> </w:t>
                                 </w:r>
                                 <w:r>
                                   <w:rPr>
@@ -670,7 +789,7 @@
                       <v:stroke joinstyle="miter"/>
                       <v:path gradientshapeok="t" o:connecttype="rect"/>
                     </v:shapetype>
-                    <v:shape id="Text Box 196" o:spid="_x0000_s1029" type="#_x0000_t202" style="position:absolute;left:-1351;top:13831;width:69880;height:41062;visibility:visible;mso-wrap-style:square;v-text-anchor:middle" o:gfxdata="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" fillcolor="white [3212]" stroked="f" strokeweight=".5pt">
+                    <v:shape id="Text Box 196" o:spid="_x0000_s1029" type="#_x0000_t202" style="position:absolute;left:-1351;top:13860;width:72194;height:49829;visibility:visible;mso-wrap-style:square;v-text-anchor:middle" o:gfxdata="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" fillcolor="white [3212]" stroked="f" strokeweight=".5pt">
                       <v:textbox inset="36pt,7.2pt,36pt,7.2pt">
                         <w:txbxContent>
                           <w:p>
@@ -825,15 +944,8 @@
                             <w:pPr>
                               <w:pStyle w:val="NoSpacing"/>
                               <w:jc w:val="center"/>
-                              <w:rPr>
-                                <w:rFonts w:asciiTheme="majorHAnsi" w:eastAsiaTheme="majorEastAsia" w:hAnsiTheme="majorHAnsi" w:cstheme="majorBidi"/>
-                                <w:caps/>
-                                <w:color w:val="156082" w:themeColor="accent1"/>
-                                <w:sz w:val="26"/>
-                                <w:szCs w:val="26"/>
-                              </w:rPr>
                             </w:pPr>
-                            <w:hyperlink r:id="rId8" w:history="1">
+                            <w:hyperlink r:id="rId10" w:history="1">
                               <w:r>
                                 <w:rPr>
                                   <w:rStyle w:val="Hyperlink"/>
@@ -845,6 +957,90 @@
                                 <w:t>https://github.com/tusharchouhan/heart-disease-mlops</w:t>
                               </w:r>
                             </w:hyperlink>
+                          </w:p>
+                          <w:p>
+                            <w:pPr>
+                              <w:pStyle w:val="NoSpacing"/>
+                              <w:jc w:val="center"/>
+                            </w:pPr>
+                          </w:p>
+                          <w:p>
+                            <w:pPr>
+                              <w:pStyle w:val="NoSpacing"/>
+                              <w:jc w:val="center"/>
+                              <w:rPr>
+                                <w:rFonts w:asciiTheme="majorHAnsi" w:eastAsiaTheme="majorEastAsia" w:hAnsiTheme="majorHAnsi" w:cstheme="majorBidi"/>
+                                <w:caps/>
+                                <w:color w:val="156082" w:themeColor="accent1"/>
+                                <w:sz w:val="26"/>
+                                <w:szCs w:val="26"/>
+                              </w:rPr>
+                            </w:pPr>
+                          </w:p>
+                          <w:p>
+                            <w:pPr>
+                              <w:pStyle w:val="NoSpacing"/>
+                              <w:jc w:val="center"/>
+                            </w:pPr>
+                            <w:r>
+                              <w:rPr>
+                                <w:rFonts w:asciiTheme="majorHAnsi" w:eastAsiaTheme="majorEastAsia" w:hAnsiTheme="majorHAnsi" w:cstheme="majorBidi"/>
+                                <w:caps/>
+                                <w:color w:val="156082" w:themeColor="accent1"/>
+                                <w:sz w:val="26"/>
+                                <w:szCs w:val="26"/>
+                              </w:rPr>
+                              <w:t>Deplooyment Link</w:t>
+                            </w:r>
+                            <w:r>
+                              <w:rPr>
+                                <w:rFonts w:asciiTheme="majorHAnsi" w:eastAsiaTheme="majorEastAsia" w:hAnsiTheme="majorHAnsi" w:cstheme="majorBidi"/>
+                                <w:caps/>
+                                <w:color w:val="156082" w:themeColor="accent1"/>
+                                <w:sz w:val="26"/>
+                                <w:szCs w:val="26"/>
+                              </w:rPr>
+                              <w:t>:</w:t>
+                            </w:r>
+                            <w:r>
+                              <w:t xml:space="preserve"> </w:t>
+                            </w:r>
+                          </w:p>
+                          <w:p>
+                            <w:pPr>
+                              <w:pStyle w:val="NoSpacing"/>
+                              <w:jc w:val="center"/>
+                              <w:rPr>
+                                <w:rFonts w:asciiTheme="majorHAnsi" w:eastAsiaTheme="majorEastAsia" w:hAnsiTheme="majorHAnsi" w:cstheme="majorBidi"/>
+                                <w:caps/>
+                                <w:color w:val="156082" w:themeColor="accent1"/>
+                                <w:sz w:val="26"/>
+                                <w:szCs w:val="26"/>
+                              </w:rPr>
+                            </w:pPr>
+                            <w:hyperlink r:id="rId11" w:history="1">
+                              <w:r>
+                                <w:rPr>
+                                  <w:rStyle w:val="Hyperlink"/>
+                                  <w:sz w:val="28"/>
+                                  <w:szCs w:val="28"/>
+                                </w:rPr>
+                                <w:t>https://heart-disease-mlops-951222900001.us-central1.run.app/</w:t>
+                              </w:r>
+                            </w:hyperlink>
+                          </w:p>
+                          <w:p>
+                            <w:pPr>
+                              <w:pStyle w:val="NoSpacing"/>
+                              <w:jc w:val="center"/>
+                              <w:rPr>
+                                <w:rFonts w:asciiTheme="majorHAnsi" w:eastAsiaTheme="majorEastAsia" w:hAnsiTheme="majorHAnsi" w:cstheme="majorBidi"/>
+                                <w:caps/>
+                                <w:color w:val="156082" w:themeColor="accent1"/>
+                                <w:sz w:val="26"/>
+                                <w:szCs w:val="26"/>
+                              </w:rPr>
+                            </w:pPr>
                           </w:p>
                           <w:p>
                             <w:pPr>
@@ -902,8 +1098,20 @@
                                 <w:sz w:val="26"/>
                                 <w:szCs w:val="26"/>
                               </w:rPr>
-                              <w:t>Link</w:t>
+                              <w:t xml:space="preserve"> </w:t>
                             </w:r>
+                            <w:hyperlink r:id="rId12" w:history="1">
+                              <w:r>
+                                <w:rPr>
+                                  <w:rStyle w:val="Hyperlink"/>
+                                  <w:rFonts w:asciiTheme="majorHAnsi" w:eastAsiaTheme="majorEastAsia" w:hAnsiTheme="majorHAnsi" w:cstheme="majorBidi"/>
+                                  <w:caps/>
+                                  <w:sz w:val="26"/>
+                                  <w:szCs w:val="26"/>
+                                </w:rPr>
+                                <w:t>HTTPS://GITHUB.COM/TUSHARCHOUHAN/HEART-DISEASE-MLOPS/TREE/MAIN/DEMO%20VIDEO</w:t>
+                              </w:r>
+                            </w:hyperlink>
                           </w:p>
                         </w:txbxContent>
                       </v:textbox>
@@ -1496,7 +1704,39 @@
           <w:sz w:val="22"/>
           <w:szCs w:val="22"/>
         </w:rPr>
-        <w:t>Clinical: chest pain type (cp), resting blood pressure (trestbps), cholesterol (chol),</w:t>
+        <w:t>Clinical: chest pain type (cp), resting blood pressure (</w:t>
+      </w:r>
+      <w:proofErr w:type="spellStart"/>
+      <w:r>
+        <w:rPr>
+          <w:sz w:val="22"/>
+          <w:szCs w:val="22"/>
+        </w:rPr>
+        <w:t>trestbps</w:t>
+      </w:r>
+      <w:proofErr w:type="spellEnd"/>
+      <w:r>
+        <w:rPr>
+          <w:sz w:val="22"/>
+          <w:szCs w:val="22"/>
+        </w:rPr>
+        <w:t>), cholesterol (</w:t>
+      </w:r>
+      <w:proofErr w:type="spellStart"/>
+      <w:r>
+        <w:rPr>
+          <w:sz w:val="22"/>
+          <w:szCs w:val="22"/>
+        </w:rPr>
+        <w:t>chol</w:t>
+      </w:r>
+      <w:proofErr w:type="spellEnd"/>
+      <w:r>
+        <w:rPr>
+          <w:sz w:val="22"/>
+          <w:szCs w:val="22"/>
+        </w:rPr>
+        <w:t>),</w:t>
       </w:r>
     </w:p>
     <w:p>
@@ -1517,7 +1757,39 @@
           <w:sz w:val="22"/>
           <w:szCs w:val="22"/>
         </w:rPr>
-        <w:t>fasting blood sugar (fbs), resting ECG (restecg)</w:t>
+        <w:t>fasting blood sugar (</w:t>
+      </w:r>
+      <w:proofErr w:type="spellStart"/>
+      <w:r>
+        <w:rPr>
+          <w:sz w:val="22"/>
+          <w:szCs w:val="22"/>
+        </w:rPr>
+        <w:t>fbs</w:t>
+      </w:r>
+      <w:proofErr w:type="spellEnd"/>
+      <w:r>
+        <w:rPr>
+          <w:sz w:val="22"/>
+          <w:szCs w:val="22"/>
+        </w:rPr>
+        <w:t>), resting ECG (</w:t>
+      </w:r>
+      <w:proofErr w:type="spellStart"/>
+      <w:r>
+        <w:rPr>
+          <w:sz w:val="22"/>
+          <w:szCs w:val="22"/>
+        </w:rPr>
+        <w:t>restecg</w:t>
+      </w:r>
+      <w:proofErr w:type="spellEnd"/>
+      <w:r>
+        <w:rPr>
+          <w:sz w:val="22"/>
+          <w:szCs w:val="22"/>
+        </w:rPr>
+        <w:t>)</w:t>
       </w:r>
     </w:p>
     <w:p>
@@ -1538,7 +1810,39 @@
           <w:sz w:val="22"/>
           <w:szCs w:val="22"/>
         </w:rPr>
-        <w:t>Exercise: maximum heart rate (thalach), exercise-induced angina (exang),</w:t>
+        <w:t>Exercise: maximum heart rate (</w:t>
+      </w:r>
+      <w:proofErr w:type="spellStart"/>
+      <w:r>
+        <w:rPr>
+          <w:sz w:val="22"/>
+          <w:szCs w:val="22"/>
+        </w:rPr>
+        <w:t>thalach</w:t>
+      </w:r>
+      <w:proofErr w:type="spellEnd"/>
+      <w:r>
+        <w:rPr>
+          <w:sz w:val="22"/>
+          <w:szCs w:val="22"/>
+        </w:rPr>
+        <w:t>), exercise-induced angina (</w:t>
+      </w:r>
+      <w:proofErr w:type="spellStart"/>
+      <w:r>
+        <w:rPr>
+          <w:sz w:val="22"/>
+          <w:szCs w:val="22"/>
+        </w:rPr>
+        <w:t>exang</w:t>
+      </w:r>
+      <w:proofErr w:type="spellEnd"/>
+      <w:r>
+        <w:rPr>
+          <w:sz w:val="22"/>
+          <w:szCs w:val="22"/>
+        </w:rPr>
+        <w:t>),</w:t>
       </w:r>
     </w:p>
     <w:p>
@@ -1559,7 +1863,23 @@
           <w:sz w:val="22"/>
           <w:szCs w:val="22"/>
         </w:rPr>
-        <w:t>ST depression (oldpeak), slope of ST segment (slope)</w:t>
+        <w:t>ST depression (</w:t>
+      </w:r>
+      <w:proofErr w:type="spellStart"/>
+      <w:r>
+        <w:rPr>
+          <w:sz w:val="22"/>
+          <w:szCs w:val="22"/>
+        </w:rPr>
+        <w:t>oldpeak</w:t>
+      </w:r>
+      <w:proofErr w:type="spellEnd"/>
+      <w:r>
+        <w:rPr>
+          <w:sz w:val="22"/>
+          <w:szCs w:val="22"/>
+        </w:rPr>
+        <w:t>), slope of ST segment (slope)</w:t>
       </w:r>
     </w:p>
     <w:p>
@@ -1580,7 +1900,23 @@
           <w:sz w:val="22"/>
           <w:szCs w:val="22"/>
         </w:rPr>
-        <w:t>Diagnostic: number of major vessels (ca), thalassemia (thal)</w:t>
+        <w:t>Diagnostic: number of major vessels (ca), thalassemia (</w:t>
+      </w:r>
+      <w:proofErr w:type="spellStart"/>
+      <w:r>
+        <w:rPr>
+          <w:sz w:val="22"/>
+          <w:szCs w:val="22"/>
+        </w:rPr>
+        <w:t>thal</w:t>
+      </w:r>
+      <w:proofErr w:type="spellEnd"/>
+      <w:r>
+        <w:rPr>
+          <w:sz w:val="22"/>
+          <w:szCs w:val="22"/>
+        </w:rPr>
+        <w:t>)</w:t>
       </w:r>
     </w:p>
     <w:p>
@@ -1640,7 +1976,7 @@
         </w:rPr>
         <w:t xml:space="preserve">Source: </w:t>
       </w:r>
-      <w:hyperlink r:id="rId9" w:history="1">
+      <w:hyperlink r:id="rId13" w:history="1">
         <w:r>
           <w:rPr>
             <w:rStyle w:val="Hyperlink"/>
@@ -1858,12 +2194,21 @@
                 <w:szCs w:val="22"/>
               </w:rPr>
             </w:pPr>
+            <w:proofErr w:type="spellStart"/>
             <w:r>
               <w:rPr>
                 <w:sz w:val="22"/>
                 <w:szCs w:val="22"/>
               </w:rPr>
-              <w:t>FastAPI 0.115.6</w:t>
+              <w:t>FastAPI</w:t>
+            </w:r>
+            <w:proofErr w:type="spellEnd"/>
+            <w:r>
+              <w:rPr>
+                <w:sz w:val="22"/>
+                <w:szCs w:val="22"/>
+              </w:rPr>
+              <w:t xml:space="preserve"> 0.115.6</w:t>
             </w:r>
           </w:p>
         </w:tc>
@@ -1946,12 +2291,21 @@
                 <w:szCs w:val="22"/>
               </w:rPr>
             </w:pPr>
+            <w:proofErr w:type="spellStart"/>
             <w:r>
               <w:rPr>
                 <w:sz w:val="22"/>
                 <w:szCs w:val="22"/>
               </w:rPr>
-              <w:t>Pytest 8.3.4</w:t>
+              <w:t>Pytest</w:t>
+            </w:r>
+            <w:proofErr w:type="spellEnd"/>
+            <w:r>
+              <w:rPr>
+                <w:sz w:val="22"/>
+                <w:szCs w:val="22"/>
+              </w:rPr>
+              <w:t xml:space="preserve"> 8.3.4</w:t>
             </w:r>
           </w:p>
         </w:tc>
@@ -2382,8 +2736,19 @@
                 <w:sz w:val="22"/>
                 <w:szCs w:val="22"/>
               </w:rPr>
-              <w:t>git clone https://github.com/tusharchouhan/heart-disease-mlops.gitcd heart-disease-mlops</w:t>
+              <w:t>git clone https://github.com/tusharchouhan/heart-disease-mlops.gitcd heart-disease-</w:t>
             </w:r>
+            <w:proofErr w:type="spellStart"/>
+            <w:r>
+              <w:rPr>
+                <w:rStyle w:val="HTMLCode"/>
+                <w:rFonts w:eastAsiaTheme="majorEastAsia"/>
+                <w:sz w:val="22"/>
+                <w:szCs w:val="22"/>
+              </w:rPr>
+              <w:t>mlops</w:t>
+            </w:r>
+            <w:proofErr w:type="spellEnd"/>
           </w:p>
         </w:tc>
       </w:tr>
@@ -2428,7 +2793,47 @@
                 <w:sz w:val="22"/>
                 <w:szCs w:val="22"/>
               </w:rPr>
-              <w:t>python -m venv venvvenv\Scripts\activate</w:t>
+              <w:t xml:space="preserve">python -m </w:t>
+            </w:r>
+            <w:proofErr w:type="spellStart"/>
+            <w:r>
+              <w:rPr>
+                <w:rStyle w:val="HTMLCode"/>
+                <w:rFonts w:eastAsiaTheme="majorEastAsia"/>
+                <w:sz w:val="22"/>
+                <w:szCs w:val="22"/>
+              </w:rPr>
+              <w:t>venv</w:t>
+            </w:r>
+            <w:proofErr w:type="spellEnd"/>
+            <w:r>
+              <w:rPr>
+                <w:rStyle w:val="HTMLCode"/>
+                <w:rFonts w:eastAsiaTheme="majorEastAsia"/>
+                <w:sz w:val="22"/>
+                <w:szCs w:val="22"/>
+              </w:rPr>
+              <w:t xml:space="preserve"> </w:t>
+            </w:r>
+            <w:proofErr w:type="spellStart"/>
+            <w:r>
+              <w:rPr>
+                <w:rStyle w:val="HTMLCode"/>
+                <w:rFonts w:eastAsiaTheme="majorEastAsia"/>
+                <w:sz w:val="22"/>
+                <w:szCs w:val="22"/>
+              </w:rPr>
+              <w:t>venvvenv</w:t>
+            </w:r>
+            <w:proofErr w:type="spellEnd"/>
+            <w:r>
+              <w:rPr>
+                <w:rStyle w:val="HTMLCode"/>
+                <w:rFonts w:eastAsiaTheme="majorEastAsia"/>
+                <w:sz w:val="22"/>
+                <w:szCs w:val="22"/>
+              </w:rPr>
+              <w:t>\Scripts\activate</w:t>
             </w:r>
             <w:r>
               <w:rPr>
@@ -2444,7 +2849,27 @@
                 <w:sz w:val="22"/>
                 <w:szCs w:val="22"/>
               </w:rPr>
-              <w:t>source venv/bin/activate</w:t>
+              <w:t xml:space="preserve">source </w:t>
+            </w:r>
+            <w:proofErr w:type="spellStart"/>
+            <w:r>
+              <w:rPr>
+                <w:rStyle w:val="HTMLCode"/>
+                <w:rFonts w:eastAsiaTheme="majorEastAsia"/>
+                <w:sz w:val="22"/>
+                <w:szCs w:val="22"/>
+              </w:rPr>
+              <w:t>venv</w:t>
+            </w:r>
+            <w:proofErr w:type="spellEnd"/>
+            <w:r>
+              <w:rPr>
+                <w:rStyle w:val="HTMLCode"/>
+                <w:rFonts w:eastAsiaTheme="majorEastAsia"/>
+                <w:sz w:val="22"/>
+                <w:szCs w:val="22"/>
+              </w:rPr>
+              <w:t>/bin/activate</w:t>
             </w:r>
             <w:r>
               <w:rPr>
@@ -2497,8 +2922,41 @@
                 <w:sz w:val="22"/>
                 <w:szCs w:val="22"/>
               </w:rPr>
-              <w:t>pip install -r requirements.txtpip install -e .</w:t>
+              <w:t xml:space="preserve">pip install -r </w:t>
             </w:r>
+            <w:proofErr w:type="spellStart"/>
+            <w:proofErr w:type="gramStart"/>
+            <w:r>
+              <w:rPr>
+                <w:rStyle w:val="HTMLCode"/>
+                <w:rFonts w:eastAsiaTheme="majorEastAsia"/>
+                <w:sz w:val="22"/>
+                <w:szCs w:val="22"/>
+              </w:rPr>
+              <w:t>requirements.txtpip</w:t>
+            </w:r>
+            <w:proofErr w:type="spellEnd"/>
+            <w:proofErr w:type="gramEnd"/>
+            <w:r>
+              <w:rPr>
+                <w:rStyle w:val="HTMLCode"/>
+                <w:rFonts w:eastAsiaTheme="majorEastAsia"/>
+                <w:sz w:val="22"/>
+                <w:szCs w:val="22"/>
+              </w:rPr>
+              <w:t xml:space="preserve"> install -</w:t>
+            </w:r>
+            <w:proofErr w:type="gramStart"/>
+            <w:r>
+              <w:rPr>
+                <w:rStyle w:val="HTMLCode"/>
+                <w:rFonts w:eastAsiaTheme="majorEastAsia"/>
+                <w:sz w:val="22"/>
+                <w:szCs w:val="22"/>
+              </w:rPr>
+              <w:t>e .</w:t>
+            </w:r>
+            <w:proofErr w:type="gramEnd"/>
           </w:p>
         </w:tc>
       </w:tr>
@@ -2589,8 +3047,19 @@
                 <w:sz w:val="22"/>
                 <w:szCs w:val="22"/>
               </w:rPr>
-              <w:t>python notebooks/heart-disease-data-eda.ipynb</w:t>
+              <w:t>python notebooks/heart-disease-data-</w:t>
             </w:r>
+            <w:proofErr w:type="spellStart"/>
+            <w:r>
+              <w:rPr>
+                <w:rStyle w:val="HTMLCode"/>
+                <w:rFonts w:eastAsiaTheme="majorEastAsia"/>
+                <w:sz w:val="22"/>
+                <w:szCs w:val="22"/>
+              </w:rPr>
+              <w:t>eda.ipynb</w:t>
+            </w:r>
+            <w:proofErr w:type="spellEnd"/>
           </w:p>
         </w:tc>
       </w:tr>
@@ -2681,7 +3150,27 @@
                 <w:sz w:val="22"/>
                 <w:szCs w:val="22"/>
               </w:rPr>
-              <w:t>python -m pytest tests/ -v</w:t>
+              <w:t xml:space="preserve">python -m </w:t>
+            </w:r>
+            <w:proofErr w:type="spellStart"/>
+            <w:r>
+              <w:rPr>
+                <w:rStyle w:val="HTMLCode"/>
+                <w:rFonts w:eastAsiaTheme="majorEastAsia"/>
+                <w:sz w:val="22"/>
+                <w:szCs w:val="22"/>
+              </w:rPr>
+              <w:t>pytest</w:t>
+            </w:r>
+            <w:proofErr w:type="spellEnd"/>
+            <w:r>
+              <w:rPr>
+                <w:rStyle w:val="HTMLCode"/>
+                <w:rFonts w:eastAsiaTheme="majorEastAsia"/>
+                <w:sz w:val="22"/>
+                <w:szCs w:val="22"/>
+              </w:rPr>
+              <w:t xml:space="preserve"> tests/ -v</w:t>
             </w:r>
           </w:p>
         </w:tc>
@@ -2727,7 +3216,47 @@
                 <w:sz w:val="22"/>
                 <w:szCs w:val="22"/>
               </w:rPr>
-              <w:t>python -m uvicorn src.api.app:app --host 0.0.0.0 --port 8000</w:t>
+              <w:t xml:space="preserve">python -m </w:t>
+            </w:r>
+            <w:proofErr w:type="spellStart"/>
+            <w:r>
+              <w:rPr>
+                <w:rStyle w:val="HTMLCode"/>
+                <w:rFonts w:eastAsiaTheme="majorEastAsia"/>
+                <w:sz w:val="22"/>
+                <w:szCs w:val="22"/>
+              </w:rPr>
+              <w:t>uvicorn</w:t>
+            </w:r>
+            <w:proofErr w:type="spellEnd"/>
+            <w:r>
+              <w:rPr>
+                <w:rStyle w:val="HTMLCode"/>
+                <w:rFonts w:eastAsiaTheme="majorEastAsia"/>
+                <w:sz w:val="22"/>
+                <w:szCs w:val="22"/>
+              </w:rPr>
+              <w:t xml:space="preserve"> </w:t>
+            </w:r>
+            <w:proofErr w:type="spellStart"/>
+            <w:r>
+              <w:rPr>
+                <w:rStyle w:val="HTMLCode"/>
+                <w:rFonts w:eastAsiaTheme="majorEastAsia"/>
+                <w:sz w:val="22"/>
+                <w:szCs w:val="22"/>
+              </w:rPr>
+              <w:t>src.api.app:app</w:t>
+            </w:r>
+            <w:proofErr w:type="spellEnd"/>
+            <w:r>
+              <w:rPr>
+                <w:rStyle w:val="HTMLCode"/>
+                <w:rFonts w:eastAsiaTheme="majorEastAsia"/>
+                <w:sz w:val="22"/>
+                <w:szCs w:val="22"/>
+              </w:rPr>
+              <w:t xml:space="preserve"> --host 0.0.0.0 --port 8000</w:t>
             </w:r>
           </w:p>
         </w:tc>
@@ -2769,6 +3298,7 @@
                 <w:szCs w:val="22"/>
               </w:rPr>
             </w:pPr>
+            <w:proofErr w:type="spellStart"/>
             <w:r>
               <w:rPr>
                 <w:rStyle w:val="HTMLCode"/>
@@ -2776,7 +3306,57 @@
                 <w:sz w:val="22"/>
                 <w:szCs w:val="22"/>
               </w:rPr>
-              <w:t>mlflow ui --backend-store-uri sqlite:///mlflow.db</w:t>
+              <w:t>mlflow</w:t>
+            </w:r>
+            <w:proofErr w:type="spellEnd"/>
+            <w:r>
+              <w:rPr>
+                <w:rStyle w:val="HTMLCode"/>
+                <w:rFonts w:eastAsiaTheme="majorEastAsia"/>
+                <w:sz w:val="22"/>
+                <w:szCs w:val="22"/>
+              </w:rPr>
+              <w:t xml:space="preserve"> </w:t>
+            </w:r>
+            <w:proofErr w:type="spellStart"/>
+            <w:r>
+              <w:rPr>
+                <w:rStyle w:val="HTMLCode"/>
+                <w:rFonts w:eastAsiaTheme="majorEastAsia"/>
+                <w:sz w:val="22"/>
+                <w:szCs w:val="22"/>
+              </w:rPr>
+              <w:t>ui</w:t>
+            </w:r>
+            <w:proofErr w:type="spellEnd"/>
+            <w:r>
+              <w:rPr>
+                <w:rStyle w:val="HTMLCode"/>
+                <w:rFonts w:eastAsiaTheme="majorEastAsia"/>
+                <w:sz w:val="22"/>
+                <w:szCs w:val="22"/>
+              </w:rPr>
+              <w:t xml:space="preserve"> --backend-store-</w:t>
+            </w:r>
+            <w:proofErr w:type="spellStart"/>
+            <w:r>
+              <w:rPr>
+                <w:rStyle w:val="HTMLCode"/>
+                <w:rFonts w:eastAsiaTheme="majorEastAsia"/>
+                <w:sz w:val="22"/>
+                <w:szCs w:val="22"/>
+              </w:rPr>
+              <w:t>uri</w:t>
+            </w:r>
+            <w:proofErr w:type="spellEnd"/>
+            <w:r>
+              <w:rPr>
+                <w:rStyle w:val="HTMLCode"/>
+                <w:rFonts w:eastAsiaTheme="majorEastAsia"/>
+                <w:sz w:val="22"/>
+                <w:szCs w:val="22"/>
+              </w:rPr>
+              <w:t xml:space="preserve"> sqlite:///mlflow.db</w:t>
             </w:r>
           </w:p>
         </w:tc>
@@ -2861,7 +3441,23 @@
           <w:sz w:val="22"/>
           <w:szCs w:val="22"/>
         </w:rPr>
-        <w:t>using a custom download script (src/data/download_data.py). The script:</w:t>
+        <w:t>using a custom download script (</w:t>
+      </w:r>
+      <w:proofErr w:type="spellStart"/>
+      <w:r>
+        <w:rPr>
+          <w:sz w:val="22"/>
+          <w:szCs w:val="22"/>
+        </w:rPr>
+        <w:t>src</w:t>
+      </w:r>
+      <w:proofErr w:type="spellEnd"/>
+      <w:r>
+        <w:rPr>
+          <w:sz w:val="22"/>
+          <w:szCs w:val="22"/>
+        </w:rPr>
+        <w:t>/data/download_data.py). The script:</w:t>
       </w:r>
     </w:p>
     <w:p>
@@ -2999,7 +3595,23 @@
           <w:sz w:val="22"/>
           <w:szCs w:val="22"/>
         </w:rPr>
-        <w:t>Missing values were identified in the 'ca' and 'thal' columns (represented as '?' in</w:t>
+        <w:t>Missing values were identified in the 'ca' and '</w:t>
+      </w:r>
+      <w:proofErr w:type="spellStart"/>
+      <w:r>
+        <w:rPr>
+          <w:sz w:val="22"/>
+          <w:szCs w:val="22"/>
+        </w:rPr>
+        <w:t>thal</w:t>
+      </w:r>
+      <w:proofErr w:type="spellEnd"/>
+      <w:r>
+        <w:rPr>
+          <w:sz w:val="22"/>
+          <w:szCs w:val="22"/>
+        </w:rPr>
+        <w:t>' columns (represented as '?' in</w:t>
       </w:r>
     </w:p>
     <w:p>
@@ -3511,14 +4123,7 @@
           <w:sz w:val="22"/>
           <w:szCs w:val="22"/>
         </w:rPr>
-        <w:t xml:space="preserve">: </w:t>
-      </w:r>
-      <w:r>
-        <w:rPr>
-          <w:sz w:val="22"/>
-          <w:szCs w:val="22"/>
-        </w:rPr>
-        <w:t>Age distribution is slightly right skewed, most patients fall between 50 and 60 years, a few younger and older patients act as extremes, the mean age is close to the median indicating moderate variability.</w:t>
+        <w:t>: Age distribution is slightly right skewed, most patients fall between 50 and 60 years, a few younger and older patients act as extremes, the mean age is close to the median indicating moderate variability.</w:t>
       </w:r>
     </w:p>
     <w:p>
@@ -3544,6 +4149,7 @@
       </w:pPr>
       <w:r>
         <w:rPr>
+          <w:noProof/>
           <w:sz w:val="22"/>
           <w:szCs w:val="22"/>
         </w:rPr>
@@ -3563,7 +4169,7 @@
                     <pic:cNvPicPr/>
                   </pic:nvPicPr>
                   <pic:blipFill rotWithShape="1">
-                    <a:blip r:embed="rId10"/>
+                    <a:blip r:embed="rId14"/>
                     <a:srcRect l="1443" t="3402" r="961"/>
                     <a:stretch>
                       <a:fillRect/>
@@ -3668,6 +4274,7 @@
       </w:pPr>
       <w:r>
         <w:rPr>
+          <w:noProof/>
           <w:sz w:val="22"/>
           <w:szCs w:val="22"/>
         </w:rPr>
@@ -3688,7 +4295,7 @@
                     <pic:cNvPicPr/>
                   </pic:nvPicPr>
                   <pic:blipFill>
-                    <a:blip r:embed="rId11"/>
+                    <a:blip r:embed="rId15"/>
                     <a:stretch>
                       <a:fillRect/>
                     </a:stretch>
@@ -3753,6 +4360,7 @@
       </w:pPr>
       <w:r>
         <w:rPr>
+          <w:noProof/>
           <w:sz w:val="22"/>
           <w:szCs w:val="22"/>
         </w:rPr>
@@ -3772,7 +4380,7 @@
                     <pic:cNvPicPr/>
                   </pic:nvPicPr>
                   <pic:blipFill>
-                    <a:blip r:embed="rId12"/>
+                    <a:blip r:embed="rId16"/>
                     <a:stretch>
                       <a:fillRect/>
                     </a:stretch>
@@ -3896,6 +4504,7 @@
       </w:pPr>
       <w:r>
         <w:rPr>
+          <w:noProof/>
           <w:sz w:val="22"/>
           <w:szCs w:val="22"/>
         </w:rPr>
@@ -3915,7 +4524,7 @@
                     <pic:cNvPicPr/>
                   </pic:nvPicPr>
                   <pic:blipFill>
-                    <a:blip r:embed="rId13"/>
+                    <a:blip r:embed="rId17"/>
                     <a:stretch>
                       <a:fillRect/>
                     </a:stretch>
@@ -4313,7 +4922,39 @@
           <w:sz w:val="22"/>
           <w:szCs w:val="22"/>
         </w:rPr>
-        <w:t>A comprehensive preprocessing pipeline was built using Scikit-learn's ColumnTransformer:</w:t>
+        <w:t>A comprehensive preprocessing pipeline was built using Scikit-</w:t>
+      </w:r>
+      <w:proofErr w:type="spellStart"/>
+      <w:r>
+        <w:rPr>
+          <w:sz w:val="22"/>
+          <w:szCs w:val="22"/>
+        </w:rPr>
+        <w:t>learn's</w:t>
+      </w:r>
+      <w:proofErr w:type="spellEnd"/>
+      <w:r>
+        <w:rPr>
+          <w:sz w:val="22"/>
+          <w:szCs w:val="22"/>
+        </w:rPr>
+        <w:t xml:space="preserve"> </w:t>
+      </w:r>
+      <w:proofErr w:type="spellStart"/>
+      <w:r>
+        <w:rPr>
+          <w:sz w:val="22"/>
+          <w:szCs w:val="22"/>
+        </w:rPr>
+        <w:t>ColumnTransformer</w:t>
+      </w:r>
+      <w:proofErr w:type="spellEnd"/>
+      <w:r>
+        <w:rPr>
+          <w:sz w:val="22"/>
+          <w:szCs w:val="22"/>
+        </w:rPr>
+        <w:t>:</w:t>
       </w:r>
     </w:p>
     <w:p>
@@ -4359,14 +5000,55 @@
                 <w:sz w:val="22"/>
                 <w:szCs w:val="22"/>
               </w:rPr>
-              <w:t xml:space="preserve">Numerical Features (5): age, trestbps, chol, thalach, </w:t>
+              <w:t xml:space="preserve">Numerical Features (5): age, </w:t>
             </w:r>
+            <w:proofErr w:type="spellStart"/>
             <w:r>
               <w:rPr>
                 <w:sz w:val="22"/>
                 <w:szCs w:val="22"/>
               </w:rPr>
-              <w:t>Oldpeak</w:t>
+              <w:t>trestbps</w:t>
+            </w:r>
+            <w:proofErr w:type="spellEnd"/>
+            <w:r>
+              <w:rPr>
+                <w:sz w:val="22"/>
+                <w:szCs w:val="22"/>
+              </w:rPr>
+              <w:t xml:space="preserve">, </w:t>
+            </w:r>
+            <w:proofErr w:type="spellStart"/>
+            <w:r>
+              <w:rPr>
+                <w:sz w:val="22"/>
+                <w:szCs w:val="22"/>
+              </w:rPr>
+              <w:t>chol</w:t>
+            </w:r>
+            <w:proofErr w:type="spellEnd"/>
+            <w:r>
+              <w:rPr>
+                <w:sz w:val="22"/>
+                <w:szCs w:val="22"/>
+              </w:rPr>
+              <w:t xml:space="preserve">, </w:t>
+            </w:r>
+            <w:proofErr w:type="spellStart"/>
+            <w:r>
+              <w:rPr>
+                <w:sz w:val="22"/>
+                <w:szCs w:val="22"/>
+              </w:rPr>
+              <w:t>thalach</w:t>
+            </w:r>
+            <w:proofErr w:type="spellEnd"/>
+            <w:r>
+              <w:rPr>
+                <w:sz w:val="22"/>
+                <w:szCs w:val="22"/>
+              </w:rPr>
+              <w:t>, Oldpeak</w:t>
             </w:r>
           </w:p>
         </w:tc>
@@ -4388,7 +5070,23 @@
                 <w:sz w:val="22"/>
                 <w:szCs w:val="22"/>
               </w:rPr>
-              <w:t>Transformed using StandardScaler (zero mean, unit variance)</w:t>
+              <w:t xml:space="preserve">Transformed using </w:t>
+            </w:r>
+            <w:proofErr w:type="spellStart"/>
+            <w:r>
+              <w:rPr>
+                <w:sz w:val="22"/>
+                <w:szCs w:val="22"/>
+              </w:rPr>
+              <w:t>StandardScaler</w:t>
+            </w:r>
+            <w:proofErr w:type="spellEnd"/>
+            <w:r>
+              <w:rPr>
+                <w:sz w:val="22"/>
+                <w:szCs w:val="22"/>
+              </w:rPr>
+              <w:t xml:space="preserve"> (zero mean, unit variance)</w:t>
             </w:r>
           </w:p>
         </w:tc>
@@ -4416,8 +5114,65 @@
                 <w:szCs w:val="22"/>
               </w:rPr>
               <w:lastRenderedPageBreak/>
-              <w:t>Categorical Features (8): sex, cp, fbs, restecg, exang, slope, ca, thal</w:t>
+              <w:t xml:space="preserve">Categorical Features (8): sex, cp, </w:t>
             </w:r>
+            <w:proofErr w:type="spellStart"/>
+            <w:r>
+              <w:rPr>
+                <w:sz w:val="22"/>
+                <w:szCs w:val="22"/>
+              </w:rPr>
+              <w:t>fbs</w:t>
+            </w:r>
+            <w:proofErr w:type="spellEnd"/>
+            <w:r>
+              <w:rPr>
+                <w:sz w:val="22"/>
+                <w:szCs w:val="22"/>
+              </w:rPr>
+              <w:t xml:space="preserve">, </w:t>
+            </w:r>
+            <w:proofErr w:type="spellStart"/>
+            <w:r>
+              <w:rPr>
+                <w:sz w:val="22"/>
+                <w:szCs w:val="22"/>
+              </w:rPr>
+              <w:t>restecg</w:t>
+            </w:r>
+            <w:proofErr w:type="spellEnd"/>
+            <w:r>
+              <w:rPr>
+                <w:sz w:val="22"/>
+                <w:szCs w:val="22"/>
+              </w:rPr>
+              <w:t xml:space="preserve">, </w:t>
+            </w:r>
+            <w:proofErr w:type="spellStart"/>
+            <w:r>
+              <w:rPr>
+                <w:sz w:val="22"/>
+                <w:szCs w:val="22"/>
+              </w:rPr>
+              <w:t>exang</w:t>
+            </w:r>
+            <w:proofErr w:type="spellEnd"/>
+            <w:r>
+              <w:rPr>
+                <w:sz w:val="22"/>
+                <w:szCs w:val="22"/>
+              </w:rPr>
+              <w:t xml:space="preserve">, slope, ca, </w:t>
+            </w:r>
+            <w:proofErr w:type="spellStart"/>
+            <w:r>
+              <w:rPr>
+                <w:sz w:val="22"/>
+                <w:szCs w:val="22"/>
+              </w:rPr>
+              <w:t>thal</w:t>
+            </w:r>
+            <w:proofErr w:type="spellEnd"/>
           </w:p>
         </w:tc>
         <w:tc>
@@ -4436,7 +5191,23 @@
                 <w:sz w:val="22"/>
                 <w:szCs w:val="22"/>
               </w:rPr>
-              <w:t>Transformed using OneHotEncoder (drop='first' to avoid multicollinearity)</w:t>
+              <w:t xml:space="preserve">Transformed using </w:t>
+            </w:r>
+            <w:proofErr w:type="spellStart"/>
+            <w:r>
+              <w:rPr>
+                <w:sz w:val="22"/>
+                <w:szCs w:val="22"/>
+              </w:rPr>
+              <w:t>OneHotEncoder</w:t>
+            </w:r>
+            <w:proofErr w:type="spellEnd"/>
+            <w:r>
+              <w:rPr>
+                <w:sz w:val="22"/>
+                <w:szCs w:val="22"/>
+              </w:rPr>
+              <w:t xml:space="preserve"> (drop='first' to avoid multicollinearity)</w:t>
             </w:r>
           </w:p>
           <w:p>
@@ -4478,7 +5249,23 @@
           <w:sz w:val="22"/>
           <w:szCs w:val="22"/>
         </w:rPr>
-        <w:t>The preprocessing pipeline is saved as a reusable artifact (models/preprocessor.joblib)</w:t>
+        <w:t>The preprocessing pipeline is saved as a reusable artifact (models/</w:t>
+      </w:r>
+      <w:proofErr w:type="spellStart"/>
+      <w:r>
+        <w:rPr>
+          <w:sz w:val="22"/>
+          <w:szCs w:val="22"/>
+        </w:rPr>
+        <w:t>preprocessor.joblib</w:t>
+      </w:r>
+      <w:proofErr w:type="spellEnd"/>
+      <w:r>
+        <w:rPr>
+          <w:sz w:val="22"/>
+          <w:szCs w:val="22"/>
+        </w:rPr>
+        <w:t>)</w:t>
       </w:r>
     </w:p>
     <w:p>
@@ -4716,7 +5503,39 @@
           <w:sz w:val="22"/>
           <w:szCs w:val="22"/>
         </w:rPr>
-        <w:t>Hyperparameters: C=1.0, max_iter=1000, solver='lbfgs'</w:t>
+        <w:t xml:space="preserve">Hyperparameters: C=1.0, </w:t>
+      </w:r>
+      <w:proofErr w:type="spellStart"/>
+      <w:r>
+        <w:rPr>
+          <w:sz w:val="22"/>
+          <w:szCs w:val="22"/>
+        </w:rPr>
+        <w:t>max_iter</w:t>
+      </w:r>
+      <w:proofErr w:type="spellEnd"/>
+      <w:r>
+        <w:rPr>
+          <w:sz w:val="22"/>
+          <w:szCs w:val="22"/>
+        </w:rPr>
+        <w:t>=1000, solver='</w:t>
+      </w:r>
+      <w:proofErr w:type="spellStart"/>
+      <w:r>
+        <w:rPr>
+          <w:sz w:val="22"/>
+          <w:szCs w:val="22"/>
+        </w:rPr>
+        <w:t>lbfgs</w:t>
+      </w:r>
+      <w:proofErr w:type="spellEnd"/>
+      <w:r>
+        <w:rPr>
+          <w:sz w:val="22"/>
+          <w:szCs w:val="22"/>
+        </w:rPr>
+        <w:t>'</w:t>
       </w:r>
     </w:p>
     <w:p>
@@ -4779,7 +5598,39 @@
           <w:sz w:val="22"/>
           <w:szCs w:val="22"/>
         </w:rPr>
-        <w:t>Hyperparameters: n_estimators=100, max_depth=10</w:t>
+        <w:t xml:space="preserve">Hyperparameters: </w:t>
+      </w:r>
+      <w:proofErr w:type="spellStart"/>
+      <w:r>
+        <w:rPr>
+          <w:sz w:val="22"/>
+          <w:szCs w:val="22"/>
+        </w:rPr>
+        <w:t>n_estimators</w:t>
+      </w:r>
+      <w:proofErr w:type="spellEnd"/>
+      <w:r>
+        <w:rPr>
+          <w:sz w:val="22"/>
+          <w:szCs w:val="22"/>
+        </w:rPr>
+        <w:t xml:space="preserve">=100, </w:t>
+      </w:r>
+      <w:proofErr w:type="spellStart"/>
+      <w:r>
+        <w:rPr>
+          <w:sz w:val="22"/>
+          <w:szCs w:val="22"/>
+        </w:rPr>
+        <w:t>max_depth</w:t>
+      </w:r>
+      <w:proofErr w:type="spellEnd"/>
+      <w:r>
+        <w:rPr>
+          <w:sz w:val="22"/>
+          <w:szCs w:val="22"/>
+        </w:rPr>
+        <w:t>=10</w:t>
       </w:r>
     </w:p>
     <w:p>
@@ -4842,7 +5693,55 @@
           <w:sz w:val="22"/>
           <w:szCs w:val="22"/>
         </w:rPr>
-        <w:t>Hyperparameters: n_estimators=100, max_depth=5, learning_rate=0.1</w:t>
+        <w:t xml:space="preserve">Hyperparameters: </w:t>
+      </w:r>
+      <w:proofErr w:type="spellStart"/>
+      <w:r>
+        <w:rPr>
+          <w:sz w:val="22"/>
+          <w:szCs w:val="22"/>
+        </w:rPr>
+        <w:t>n_estimators</w:t>
+      </w:r>
+      <w:proofErr w:type="spellEnd"/>
+      <w:r>
+        <w:rPr>
+          <w:sz w:val="22"/>
+          <w:szCs w:val="22"/>
+        </w:rPr>
+        <w:t xml:space="preserve">=100, </w:t>
+      </w:r>
+      <w:proofErr w:type="spellStart"/>
+      <w:r>
+        <w:rPr>
+          <w:sz w:val="22"/>
+          <w:szCs w:val="22"/>
+        </w:rPr>
+        <w:t>max_depth</w:t>
+      </w:r>
+      <w:proofErr w:type="spellEnd"/>
+      <w:r>
+        <w:rPr>
+          <w:sz w:val="22"/>
+          <w:szCs w:val="22"/>
+        </w:rPr>
+        <w:t xml:space="preserve">=5, </w:t>
+      </w:r>
+      <w:proofErr w:type="spellStart"/>
+      <w:r>
+        <w:rPr>
+          <w:sz w:val="22"/>
+          <w:szCs w:val="22"/>
+        </w:rPr>
+        <w:t>learning_rate</w:t>
+      </w:r>
+      <w:proofErr w:type="spellEnd"/>
+      <w:r>
+        <w:rPr>
+          <w:sz w:val="22"/>
+          <w:szCs w:val="22"/>
+        </w:rPr>
+        <w:t>=0.1</w:t>
       </w:r>
     </w:p>
     <w:p>
@@ -6080,7 +6979,7 @@
                     </pic:cNvPicPr>
                   </pic:nvPicPr>
                   <pic:blipFill>
-                    <a:blip r:embed="rId14" cstate="print">
+                    <a:blip r:embed="rId18" cstate="print">
                       <a:extLst>
                         <a:ext uri="{28A0092B-C50C-407E-A947-70E740481C1C}">
                           <a14:useLocalDpi xmlns:a14="http://schemas.microsoft.com/office/drawing/2010/main" val="0"/>
@@ -6154,7 +7053,7 @@
                     </pic:cNvPicPr>
                   </pic:nvPicPr>
                   <pic:blipFill>
-                    <a:blip r:embed="rId15" cstate="print">
+                    <a:blip r:embed="rId19" cstate="print">
                       <a:extLst>
                         <a:ext uri="{28A0092B-C50C-407E-A947-70E740481C1C}">
                           <a14:useLocalDpi xmlns:a14="http://schemas.microsoft.com/office/drawing/2010/main" val="0"/>
@@ -6266,7 +7165,23 @@
           <w:sz w:val="22"/>
           <w:szCs w:val="22"/>
         </w:rPr>
-        <w:t>tracking. All experiments are stored in a SQLite database (mlflow.db) for reliability</w:t>
+        <w:t>tracking. All experiments are stored in a SQLite database (</w:t>
+      </w:r>
+      <w:proofErr w:type="spellStart"/>
+      <w:r>
+        <w:rPr>
+          <w:sz w:val="22"/>
+          <w:szCs w:val="22"/>
+        </w:rPr>
+        <w:t>mlflow.db</w:t>
+      </w:r>
+      <w:proofErr w:type="spellEnd"/>
+      <w:r>
+        <w:rPr>
+          <w:sz w:val="22"/>
+          <w:szCs w:val="22"/>
+        </w:rPr>
+        <w:t>) for reliability</w:t>
       </w:r>
     </w:p>
     <w:p>
@@ -6377,12 +7292,37 @@
           <w:szCs w:val="22"/>
         </w:rPr>
       </w:pPr>
-      <w:r>
-        <w:rPr>
-          <w:sz w:val="22"/>
-          <w:szCs w:val="22"/>
-        </w:rPr>
-        <w:t>model_type, C, max_iter, solver (for Logistic Regression)</w:t>
+      <w:proofErr w:type="spellStart"/>
+      <w:r>
+        <w:rPr>
+          <w:sz w:val="22"/>
+          <w:szCs w:val="22"/>
+        </w:rPr>
+        <w:t>model_type</w:t>
+      </w:r>
+      <w:proofErr w:type="spellEnd"/>
+      <w:r>
+        <w:rPr>
+          <w:sz w:val="22"/>
+          <w:szCs w:val="22"/>
+        </w:rPr>
+        <w:t xml:space="preserve">, C, </w:t>
+      </w:r>
+      <w:proofErr w:type="spellStart"/>
+      <w:r>
+        <w:rPr>
+          <w:sz w:val="22"/>
+          <w:szCs w:val="22"/>
+        </w:rPr>
+        <w:t>max_iter</w:t>
+      </w:r>
+      <w:proofErr w:type="spellEnd"/>
+      <w:r>
+        <w:rPr>
+          <w:sz w:val="22"/>
+          <w:szCs w:val="22"/>
+        </w:rPr>
+        <w:t>, solver (for Logistic Regression)</w:t>
       </w:r>
     </w:p>
     <w:p>
@@ -6401,13 +7341,54 @@
           <w:szCs w:val="22"/>
         </w:rPr>
       </w:pPr>
+      <w:proofErr w:type="spellStart"/>
       <w:r>
         <w:rPr>
           <w:sz w:val="22"/>
           <w:szCs w:val="22"/>
         </w:rPr>
         <w:lastRenderedPageBreak/>
-        <w:t>model_type, n_estimators, max_depth (for Random Forest)</w:t>
+        <w:t>model_type</w:t>
+      </w:r>
+      <w:proofErr w:type="spellEnd"/>
+      <w:r>
+        <w:rPr>
+          <w:sz w:val="22"/>
+          <w:szCs w:val="22"/>
+        </w:rPr>
+        <w:t xml:space="preserve">, </w:t>
+      </w:r>
+      <w:proofErr w:type="spellStart"/>
+      <w:r>
+        <w:rPr>
+          <w:sz w:val="22"/>
+          <w:szCs w:val="22"/>
+        </w:rPr>
+        <w:t>n_estimators</w:t>
+      </w:r>
+      <w:proofErr w:type="spellEnd"/>
+      <w:r>
+        <w:rPr>
+          <w:sz w:val="22"/>
+          <w:szCs w:val="22"/>
+        </w:rPr>
+        <w:t xml:space="preserve">, </w:t>
+      </w:r>
+      <w:proofErr w:type="spellStart"/>
+      <w:r>
+        <w:rPr>
+          <w:sz w:val="22"/>
+          <w:szCs w:val="22"/>
+        </w:rPr>
+        <w:t>max_depth</w:t>
+      </w:r>
+      <w:proofErr w:type="spellEnd"/>
+      <w:r>
+        <w:rPr>
+          <w:sz w:val="22"/>
+          <w:szCs w:val="22"/>
+        </w:rPr>
+        <w:t xml:space="preserve"> (for Random Forest)</w:t>
       </w:r>
     </w:p>
     <w:p>
@@ -6426,12 +7407,69 @@
           <w:szCs w:val="22"/>
         </w:rPr>
       </w:pPr>
-      <w:r>
-        <w:rPr>
-          <w:sz w:val="22"/>
-          <w:szCs w:val="22"/>
-        </w:rPr>
-        <w:t>model_type, n_estimators, max_depth, learning_rate (for Gradient Boosting)</w:t>
+      <w:proofErr w:type="spellStart"/>
+      <w:r>
+        <w:rPr>
+          <w:sz w:val="22"/>
+          <w:szCs w:val="22"/>
+        </w:rPr>
+        <w:t>model_type</w:t>
+      </w:r>
+      <w:proofErr w:type="spellEnd"/>
+      <w:r>
+        <w:rPr>
+          <w:sz w:val="22"/>
+          <w:szCs w:val="22"/>
+        </w:rPr>
+        <w:t xml:space="preserve">, </w:t>
+      </w:r>
+      <w:proofErr w:type="spellStart"/>
+      <w:r>
+        <w:rPr>
+          <w:sz w:val="22"/>
+          <w:szCs w:val="22"/>
+        </w:rPr>
+        <w:t>n_estimators</w:t>
+      </w:r>
+      <w:proofErr w:type="spellEnd"/>
+      <w:r>
+        <w:rPr>
+          <w:sz w:val="22"/>
+          <w:szCs w:val="22"/>
+        </w:rPr>
+        <w:t xml:space="preserve">, </w:t>
+      </w:r>
+      <w:proofErr w:type="spellStart"/>
+      <w:r>
+        <w:rPr>
+          <w:sz w:val="22"/>
+          <w:szCs w:val="22"/>
+        </w:rPr>
+        <w:t>max_depth</w:t>
+      </w:r>
+      <w:proofErr w:type="spellEnd"/>
+      <w:r>
+        <w:rPr>
+          <w:sz w:val="22"/>
+          <w:szCs w:val="22"/>
+        </w:rPr>
+        <w:t xml:space="preserve">, </w:t>
+      </w:r>
+      <w:proofErr w:type="spellStart"/>
+      <w:r>
+        <w:rPr>
+          <w:sz w:val="22"/>
+          <w:szCs w:val="22"/>
+        </w:rPr>
+        <w:t>learning_rate</w:t>
+      </w:r>
+      <w:proofErr w:type="spellEnd"/>
+      <w:r>
+        <w:rPr>
+          <w:sz w:val="22"/>
+          <w:szCs w:val="22"/>
+        </w:rPr>
+        <w:t xml:space="preserve"> (for Gradient Boosting)</w:t>
       </w:r>
     </w:p>
     <w:p>
@@ -6450,12 +7488,37 @@
           <w:szCs w:val="22"/>
         </w:rPr>
       </w:pPr>
-      <w:r>
-        <w:rPr>
-          <w:sz w:val="22"/>
-          <w:szCs w:val="22"/>
-        </w:rPr>
-        <w:t>test_size (0.2), random_state (42)</w:t>
+      <w:proofErr w:type="spellStart"/>
+      <w:r>
+        <w:rPr>
+          <w:sz w:val="22"/>
+          <w:szCs w:val="22"/>
+        </w:rPr>
+        <w:t>test_size</w:t>
+      </w:r>
+      <w:proofErr w:type="spellEnd"/>
+      <w:r>
+        <w:rPr>
+          <w:sz w:val="22"/>
+          <w:szCs w:val="22"/>
+        </w:rPr>
+        <w:t xml:space="preserve"> (0.2), </w:t>
+      </w:r>
+      <w:proofErr w:type="spellStart"/>
+      <w:r>
+        <w:rPr>
+          <w:sz w:val="22"/>
+          <w:szCs w:val="22"/>
+        </w:rPr>
+        <w:t>random_state</w:t>
+      </w:r>
+      <w:proofErr w:type="spellEnd"/>
+      <w:r>
+        <w:rPr>
+          <w:sz w:val="22"/>
+          <w:szCs w:val="22"/>
+        </w:rPr>
+        <w:t xml:space="preserve"> (42)</w:t>
       </w:r>
     </w:p>
     <w:p>
@@ -6498,8 +7561,17 @@
           <w:sz w:val="22"/>
           <w:szCs w:val="22"/>
         </w:rPr>
-        <w:t>accuracy, precision, recall, f1_score, roc_auc</w:t>
-      </w:r>
+        <w:t xml:space="preserve">accuracy, precision, recall, f1_score, </w:t>
+      </w:r>
+      <w:proofErr w:type="spellStart"/>
+      <w:r>
+        <w:rPr>
+          <w:sz w:val="22"/>
+          <w:szCs w:val="22"/>
+        </w:rPr>
+        <w:t>roc_auc</w:t>
+      </w:r>
+      <w:proofErr w:type="spellEnd"/>
     </w:p>
     <w:p>
       <w:pPr>
@@ -6517,13 +7589,31 @@
           <w:szCs w:val="22"/>
         </w:rPr>
       </w:pPr>
-      <w:r>
-        <w:rPr>
-          <w:sz w:val="22"/>
-          <w:szCs w:val="22"/>
-        </w:rPr>
-        <w:t>cv_roc_auc_mean, cv_roc_auc_std</w:t>
-      </w:r>
+      <w:proofErr w:type="spellStart"/>
+      <w:r>
+        <w:rPr>
+          <w:sz w:val="22"/>
+          <w:szCs w:val="22"/>
+        </w:rPr>
+        <w:t>cv_roc_auc_mean</w:t>
+      </w:r>
+      <w:proofErr w:type="spellEnd"/>
+      <w:r>
+        <w:rPr>
+          <w:sz w:val="22"/>
+          <w:szCs w:val="22"/>
+        </w:rPr>
+        <w:t xml:space="preserve">, </w:t>
+      </w:r>
+      <w:proofErr w:type="spellStart"/>
+      <w:r>
+        <w:rPr>
+          <w:sz w:val="22"/>
+          <w:szCs w:val="22"/>
+        </w:rPr>
+        <w:t>cv_roc_auc_std</w:t>
+      </w:r>
+      <w:proofErr w:type="spellEnd"/>
     </w:p>
     <w:p>
       <w:pPr>
@@ -6565,7 +7655,23 @@
           <w:sz w:val="22"/>
           <w:szCs w:val="22"/>
         </w:rPr>
-        <w:t>Trained model (MLflow sklearn model format)</w:t>
+        <w:t xml:space="preserve">Trained model (MLflow </w:t>
+      </w:r>
+      <w:proofErr w:type="spellStart"/>
+      <w:r>
+        <w:rPr>
+          <w:sz w:val="22"/>
+          <w:szCs w:val="22"/>
+        </w:rPr>
+        <w:t>sklearn</w:t>
+      </w:r>
+      <w:proofErr w:type="spellEnd"/>
+      <w:r>
+        <w:rPr>
+          <w:sz w:val="22"/>
+          <w:szCs w:val="22"/>
+        </w:rPr>
+        <w:t xml:space="preserve"> model format)</w:t>
       </w:r>
     </w:p>
     <w:p>
@@ -6745,7 +7851,7 @@
           <w:szCs w:val="22"/>
         </w:rPr>
         <w:drawing>
-          <wp:inline distT="0" distB="0" distL="0" distR="0" wp14:anchorId="3A90B356" wp14:editId="05E78D98">
+          <wp:inline distT="0" distB="0" distL="0" distR="0" wp14:anchorId="3A90B356" wp14:editId="50B47561">
             <wp:extent cx="5942859" cy="1494845"/>
             <wp:effectExtent l="0" t="0" r="1270" b="0"/>
             <wp:docPr id="1868147845" name="Picture 8"/>
@@ -6762,7 +7868,7 @@
                     </pic:cNvPicPr>
                   </pic:nvPicPr>
                   <pic:blipFill rotWithShape="1">
-                    <a:blip r:embed="rId16" cstate="print">
+                    <a:blip r:embed="rId20" cstate="print">
                       <a:extLst>
                         <a:ext uri="{28A0092B-C50C-407E-A947-70E740481C1C}">
                           <a14:useLocalDpi xmlns:a14="http://schemas.microsoft.com/office/drawing/2010/main" val="0"/>
@@ -6851,7 +7957,7 @@
                     </pic:cNvPicPr>
                   </pic:nvPicPr>
                   <pic:blipFill>
-                    <a:blip r:embed="rId17" cstate="print">
+                    <a:blip r:embed="rId21" cstate="print">
                       <a:extLst>
                         <a:ext uri="{28A0092B-C50C-407E-A947-70E740481C1C}">
                           <a14:useLocalDpi xmlns:a14="http://schemas.microsoft.com/office/drawing/2010/main" val="0"/>
@@ -6930,7 +8036,7 @@
           <w:szCs w:val="22"/>
         </w:rPr>
         <w:drawing>
-          <wp:inline distT="0" distB="0" distL="0" distR="0" wp14:anchorId="0783518E" wp14:editId="197808CC">
+          <wp:inline distT="0" distB="0" distL="0" distR="0" wp14:anchorId="0783518E" wp14:editId="214E3784">
             <wp:extent cx="5942491" cy="2321284"/>
             <wp:effectExtent l="0" t="0" r="1270" b="3175"/>
             <wp:docPr id="2104854715" name="Picture 10"/>
@@ -6947,7 +8053,7 @@
                     </pic:cNvPicPr>
                   </pic:nvPicPr>
                   <pic:blipFill rotWithShape="1">
-                    <a:blip r:embed="rId18" cstate="print">
+                    <a:blip r:embed="rId22" cstate="print">
                       <a:extLst>
                         <a:ext uri="{28A0092B-C50C-407E-A947-70E740481C1C}">
                           <a14:useLocalDpi xmlns:a14="http://schemas.microsoft.com/office/drawing/2010/main" val="0"/>
@@ -7210,7 +8316,23 @@
           <w:sz w:val="22"/>
           <w:szCs w:val="22"/>
         </w:rPr>
-        <w:t>models/best_model.joblib — Trained Logistic Regression model</w:t>
+        <w:t>models/</w:t>
+      </w:r>
+      <w:proofErr w:type="spellStart"/>
+      <w:r>
+        <w:rPr>
+          <w:sz w:val="22"/>
+          <w:szCs w:val="22"/>
+        </w:rPr>
+        <w:t>best_model.joblib</w:t>
+      </w:r>
+      <w:proofErr w:type="spellEnd"/>
+      <w:r>
+        <w:rPr>
+          <w:sz w:val="22"/>
+          <w:szCs w:val="22"/>
+        </w:rPr>
+        <w:t xml:space="preserve"> — Trained Logistic Regression model</w:t>
       </w:r>
     </w:p>
     <w:p>
@@ -7233,7 +8355,23 @@
           <w:sz w:val="22"/>
           <w:szCs w:val="22"/>
         </w:rPr>
-        <w:t>models/preprocessor.joblib — Fitted preprocessing pipeline</w:t>
+        <w:t>models/</w:t>
+      </w:r>
+      <w:proofErr w:type="spellStart"/>
+      <w:r>
+        <w:rPr>
+          <w:sz w:val="22"/>
+          <w:szCs w:val="22"/>
+        </w:rPr>
+        <w:t>preprocessor.joblib</w:t>
+      </w:r>
+      <w:proofErr w:type="spellEnd"/>
+      <w:r>
+        <w:rPr>
+          <w:sz w:val="22"/>
+          <w:szCs w:val="22"/>
+        </w:rPr>
+        <w:t xml:space="preserve"> — Fitted preprocessing pipeline</w:t>
       </w:r>
     </w:p>
     <w:p>
@@ -7301,21 +8439,39 @@
           <w:sz w:val="22"/>
           <w:szCs w:val="22"/>
         </w:rPr>
-        <w:t>A clean inference module (src/models/inference.py) provides the HeartDiseasePredictor</w:t>
-      </w:r>
-      <w:r>
-        <w:rPr>
-          <w:sz w:val="22"/>
-          <w:szCs w:val="22"/>
-        </w:rPr>
-        <w:t xml:space="preserve"> </w:t>
-      </w:r>
-      <w:r>
-        <w:rPr>
-          <w:sz w:val="22"/>
-          <w:szCs w:val="22"/>
-        </w:rPr>
-        <w:t>class that:</w:t>
+        <w:t>A clean inference module (</w:t>
+      </w:r>
+      <w:proofErr w:type="spellStart"/>
+      <w:r>
+        <w:rPr>
+          <w:sz w:val="22"/>
+          <w:szCs w:val="22"/>
+        </w:rPr>
+        <w:t>src</w:t>
+      </w:r>
+      <w:proofErr w:type="spellEnd"/>
+      <w:r>
+        <w:rPr>
+          <w:sz w:val="22"/>
+          <w:szCs w:val="22"/>
+        </w:rPr>
+        <w:t xml:space="preserve">/models/inference.py) provides the </w:t>
+      </w:r>
+      <w:proofErr w:type="spellStart"/>
+      <w:r>
+        <w:rPr>
+          <w:sz w:val="22"/>
+          <w:szCs w:val="22"/>
+        </w:rPr>
+        <w:t>HeartDiseasePredictor</w:t>
+      </w:r>
+      <w:proofErr w:type="spellEnd"/>
+      <w:r>
+        <w:rPr>
+          <w:sz w:val="22"/>
+          <w:szCs w:val="22"/>
+        </w:rPr>
+        <w:t xml:space="preserve"> class that:</w:t>
       </w:r>
     </w:p>
     <w:p>
@@ -7859,7 +9015,23 @@
           <w:sz w:val="22"/>
           <w:szCs w:val="22"/>
         </w:rPr>
-        <w:t>, each trains successfully</w:t>
+        <w:t xml:space="preserve">, each </w:t>
+      </w:r>
+      <w:proofErr w:type="gramStart"/>
+      <w:r>
+        <w:rPr>
+          <w:sz w:val="22"/>
+          <w:szCs w:val="22"/>
+        </w:rPr>
+        <w:t>trains</w:t>
+      </w:r>
+      <w:proofErr w:type="gramEnd"/>
+      <w:r>
+        <w:rPr>
+          <w:sz w:val="22"/>
+          <w:szCs w:val="22"/>
+        </w:rPr>
+        <w:t xml:space="preserve"> successfully</w:t>
       </w:r>
     </w:p>
     <w:p>
@@ -8207,7 +9379,23 @@
           <w:sz w:val="22"/>
           <w:szCs w:val="22"/>
         </w:rPr>
-        <w:t xml:space="preserve"> tests with Pytest and coverage reporting</w:t>
+        <w:t xml:space="preserve"> tests with </w:t>
+      </w:r>
+      <w:proofErr w:type="spellStart"/>
+      <w:r>
+        <w:rPr>
+          <w:sz w:val="22"/>
+          <w:szCs w:val="22"/>
+        </w:rPr>
+        <w:t>Pytest</w:t>
+      </w:r>
+      <w:proofErr w:type="spellEnd"/>
+      <w:r>
+        <w:rPr>
+          <w:sz w:val="22"/>
+          <w:szCs w:val="22"/>
+        </w:rPr>
+        <w:t xml:space="preserve"> and coverage reporting</w:t>
       </w:r>
     </w:p>
     <w:p>
@@ -8365,7 +9553,7 @@
                     </pic:cNvPicPr>
                   </pic:nvPicPr>
                   <pic:blipFill>
-                    <a:blip r:embed="rId19" cstate="print">
+                    <a:blip r:embed="rId23" cstate="print">
                       <a:extLst>
                         <a:ext uri="{28A0092B-C50C-407E-A947-70E740481C1C}">
                           <a14:useLocalDpi xmlns:a14="http://schemas.microsoft.com/office/drawing/2010/main" val="0"/>
@@ -8547,7 +9735,27 @@
           <w:sz w:val="22"/>
           <w:szCs w:val="22"/>
         </w:rPr>
-        <w:t>8.2 API Design (FastAPI)</w:t>
+        <w:t>8.2 API Design (</w:t>
+      </w:r>
+      <w:proofErr w:type="spellStart"/>
+      <w:r>
+        <w:rPr>
+          <w:b/>
+          <w:bCs/>
+          <w:sz w:val="22"/>
+          <w:szCs w:val="22"/>
+        </w:rPr>
+        <w:t>FastAPI</w:t>
+      </w:r>
+      <w:proofErr w:type="spellEnd"/>
+      <w:r>
+        <w:rPr>
+          <w:b/>
+          <w:bCs/>
+          <w:sz w:val="22"/>
+          <w:szCs w:val="22"/>
+        </w:rPr>
+        <w:t>)</w:t>
       </w:r>
     </w:p>
     <w:p>
@@ -8730,8 +9938,17 @@
                 <w:sz w:val="22"/>
                 <w:szCs w:val="22"/>
               </w:rPr>
-              <w:t>/health</w:t>
+              <w:t>/</w:t>
             </w:r>
+            <w:proofErr w:type="gramStart"/>
+            <w:r>
+              <w:rPr>
+                <w:sz w:val="22"/>
+                <w:szCs w:val="22"/>
+              </w:rPr>
+              <w:t>health</w:t>
+            </w:r>
+            <w:proofErr w:type="gramEnd"/>
           </w:p>
         </w:tc>
         <w:tc>
@@ -8795,8 +10012,17 @@
                 <w:sz w:val="22"/>
                 <w:szCs w:val="22"/>
               </w:rPr>
-              <w:t>/predict</w:t>
+              <w:t>/</w:t>
             </w:r>
+            <w:proofErr w:type="gramStart"/>
+            <w:r>
+              <w:rPr>
+                <w:sz w:val="22"/>
+                <w:szCs w:val="22"/>
+              </w:rPr>
+              <w:t>predict</w:t>
+            </w:r>
+            <w:proofErr w:type="gramEnd"/>
           </w:p>
         </w:tc>
         <w:tc>
@@ -8860,8 +10086,17 @@
                 <w:sz w:val="22"/>
                 <w:szCs w:val="22"/>
               </w:rPr>
-              <w:t>/metrics</w:t>
+              <w:t>/</w:t>
             </w:r>
+            <w:proofErr w:type="gramStart"/>
+            <w:r>
+              <w:rPr>
+                <w:sz w:val="22"/>
+                <w:szCs w:val="22"/>
+              </w:rPr>
+              <w:t>metrics</w:t>
+            </w:r>
+            <w:proofErr w:type="gramEnd"/>
           </w:p>
         </w:tc>
         <w:tc>
@@ -8925,8 +10160,17 @@
                 <w:sz w:val="22"/>
                 <w:szCs w:val="22"/>
               </w:rPr>
-              <w:t>/docs</w:t>
+              <w:t>/</w:t>
             </w:r>
+            <w:proofErr w:type="gramStart"/>
+            <w:r>
+              <w:rPr>
+                <w:sz w:val="22"/>
+                <w:szCs w:val="22"/>
+              </w:rPr>
+              <w:t>docs</w:t>
+            </w:r>
+            <w:proofErr w:type="gramEnd"/>
           </w:p>
         </w:tc>
         <w:tc>
@@ -9041,7 +10285,23 @@
           <w:sz w:val="22"/>
           <w:szCs w:val="22"/>
         </w:rPr>
-        <w:t>Validates input using Pydantic models with field constraints</w:t>
+        <w:t xml:space="preserve">Validates input using </w:t>
+      </w:r>
+      <w:proofErr w:type="spellStart"/>
+      <w:r>
+        <w:rPr>
+          <w:sz w:val="22"/>
+          <w:szCs w:val="22"/>
+        </w:rPr>
+        <w:t>Pydantic</w:t>
+      </w:r>
+      <w:proofErr w:type="spellEnd"/>
+      <w:r>
+        <w:rPr>
+          <w:sz w:val="22"/>
+          <w:szCs w:val="22"/>
+        </w:rPr>
+        <w:t xml:space="preserve"> models with field constraints</w:t>
       </w:r>
     </w:p>
     <w:p>
@@ -9097,7 +10357,23 @@
           <w:szCs w:val="22"/>
         </w:rPr>
         <w:lastRenderedPageBreak/>
-        <w:t>Figure 12: FastAPI Interactive Documentation (Swagger UI)</w:t>
+        <w:t xml:space="preserve">Figure 12: </w:t>
+      </w:r>
+      <w:proofErr w:type="spellStart"/>
+      <w:r>
+        <w:rPr>
+          <w:sz w:val="22"/>
+          <w:szCs w:val="22"/>
+        </w:rPr>
+        <w:t>FastAPI</w:t>
+      </w:r>
+      <w:proofErr w:type="spellEnd"/>
+      <w:r>
+        <w:rPr>
+          <w:sz w:val="22"/>
+          <w:szCs w:val="22"/>
+        </w:rPr>
+        <w:t xml:space="preserve"> Interactive Documentation (Swagger UI)</w:t>
       </w:r>
     </w:p>
     <w:p>
@@ -9114,7 +10390,7 @@
           <w:szCs w:val="22"/>
         </w:rPr>
         <w:drawing>
-          <wp:inline distT="0" distB="0" distL="0" distR="0" wp14:anchorId="0D1337F4" wp14:editId="6CDF3711">
+          <wp:inline distT="0" distB="0" distL="0" distR="0" wp14:anchorId="0D1337F4" wp14:editId="6BFE995B">
             <wp:extent cx="5943600" cy="1940118"/>
             <wp:effectExtent l="0" t="0" r="0" b="3175"/>
             <wp:docPr id="25079362" name="Picture 12"/>
@@ -9131,7 +10407,7 @@
                     </pic:cNvPicPr>
                   </pic:nvPicPr>
                   <pic:blipFill rotWithShape="1">
-                    <a:blip r:embed="rId20" cstate="print">
+                    <a:blip r:embed="rId24" cstate="print">
                       <a:extLst>
                         <a:ext uri="{28A0092B-C50C-407E-A947-70E740481C1C}">
                           <a14:useLocalDpi xmlns:a14="http://schemas.microsoft.com/office/drawing/2010/main" val="0"/>
@@ -9197,7 +10473,7 @@
           <w:szCs w:val="22"/>
         </w:rPr>
         <w:drawing>
-          <wp:inline distT="0" distB="0" distL="0" distR="0" wp14:anchorId="4BD3004D" wp14:editId="7CB98811">
+          <wp:inline distT="0" distB="0" distL="0" distR="0" wp14:anchorId="4BD3004D" wp14:editId="35CF47B4">
             <wp:extent cx="5943600" cy="2973788"/>
             <wp:effectExtent l="0" t="0" r="0" b="0"/>
             <wp:docPr id="1370229068" name="Picture 13"/>
@@ -9214,7 +10490,7 @@
                     </pic:cNvPicPr>
                   </pic:nvPicPr>
                   <pic:blipFill>
-                    <a:blip r:embed="rId21" cstate="print">
+                    <a:blip r:embed="rId25" cstate="print">
                       <a:extLst>
                         <a:ext uri="{28A0092B-C50C-407E-A947-70E740481C1C}">
                           <a14:useLocalDpi xmlns:a14="http://schemas.microsoft.com/office/drawing/2010/main" val="0"/>
@@ -9330,7 +10606,39 @@
           <w:sz w:val="22"/>
           <w:szCs w:val="22"/>
         </w:rPr>
-        <w:t>Source: GitHub repository (tusharchouhan/heart-disease-mlops)</w:t>
+        <w:t>Source: GitHub repository (</w:t>
+      </w:r>
+      <w:proofErr w:type="spellStart"/>
+      <w:r>
+        <w:rPr>
+          <w:sz w:val="22"/>
+          <w:szCs w:val="22"/>
+        </w:rPr>
+        <w:t>tusharchouhan</w:t>
+      </w:r>
+      <w:proofErr w:type="spellEnd"/>
+      <w:r>
+        <w:rPr>
+          <w:sz w:val="22"/>
+          <w:szCs w:val="22"/>
+        </w:rPr>
+        <w:t>/heart-disease-</w:t>
+      </w:r>
+      <w:proofErr w:type="spellStart"/>
+      <w:r>
+        <w:rPr>
+          <w:sz w:val="22"/>
+          <w:szCs w:val="22"/>
+        </w:rPr>
+        <w:t>mlops</w:t>
+      </w:r>
+      <w:proofErr w:type="spellEnd"/>
+      <w:r>
+        <w:rPr>
+          <w:sz w:val="22"/>
+          <w:szCs w:val="22"/>
+        </w:rPr>
+        <w:t>)</w:t>
       </w:r>
     </w:p>
     <w:p>
@@ -9575,12 +10883,23 @@
           <w:szCs w:val="22"/>
         </w:rPr>
       </w:pPr>
-      <w:r>
-        <w:rPr>
-          <w:sz w:val="22"/>
-          <w:szCs w:val="22"/>
-        </w:rPr>
-        <w:t>deployment.yaml: 2 replicas with resource limits, liveness/readiness probes</w:t>
+      <w:proofErr w:type="spellStart"/>
+      <w:proofErr w:type="gramStart"/>
+      <w:r>
+        <w:rPr>
+          <w:sz w:val="22"/>
+          <w:szCs w:val="22"/>
+        </w:rPr>
+        <w:t>deployment.yaml</w:t>
+      </w:r>
+      <w:proofErr w:type="spellEnd"/>
+      <w:proofErr w:type="gramEnd"/>
+      <w:r>
+        <w:rPr>
+          <w:sz w:val="22"/>
+          <w:szCs w:val="22"/>
+        </w:rPr>
+        <w:t>: 2 replicas with resource limits, liveness/readiness probes</w:t>
       </w:r>
     </w:p>
     <w:p>
@@ -9595,12 +10914,39 @@
           <w:szCs w:val="22"/>
         </w:rPr>
       </w:pPr>
-      <w:r>
-        <w:rPr>
-          <w:sz w:val="22"/>
-          <w:szCs w:val="22"/>
-        </w:rPr>
-        <w:t>service.yaml: LoadBalancer service exposing port 80</w:t>
+      <w:proofErr w:type="spellStart"/>
+      <w:proofErr w:type="gramStart"/>
+      <w:r>
+        <w:rPr>
+          <w:sz w:val="22"/>
+          <w:szCs w:val="22"/>
+        </w:rPr>
+        <w:t>service.yaml</w:t>
+      </w:r>
+      <w:proofErr w:type="spellEnd"/>
+      <w:proofErr w:type="gramEnd"/>
+      <w:r>
+        <w:rPr>
+          <w:sz w:val="22"/>
+          <w:szCs w:val="22"/>
+        </w:rPr>
+        <w:t xml:space="preserve">: </w:t>
+      </w:r>
+      <w:proofErr w:type="spellStart"/>
+      <w:r>
+        <w:rPr>
+          <w:sz w:val="22"/>
+          <w:szCs w:val="22"/>
+        </w:rPr>
+        <w:t>LoadBalancer</w:t>
+      </w:r>
+      <w:proofErr w:type="spellEnd"/>
+      <w:r>
+        <w:rPr>
+          <w:sz w:val="22"/>
+          <w:szCs w:val="22"/>
+        </w:rPr>
+        <w:t xml:space="preserve"> service exposing port 80</w:t>
       </w:r>
     </w:p>
     <w:p>
@@ -9615,12 +10961,23 @@
           <w:szCs w:val="22"/>
         </w:rPr>
       </w:pPr>
-      <w:r>
-        <w:rPr>
-          <w:sz w:val="22"/>
-          <w:szCs w:val="22"/>
-        </w:rPr>
-        <w:t>ingress.yaml: Nginx ingress controller configuration</w:t>
+      <w:proofErr w:type="spellStart"/>
+      <w:proofErr w:type="gramStart"/>
+      <w:r>
+        <w:rPr>
+          <w:sz w:val="22"/>
+          <w:szCs w:val="22"/>
+        </w:rPr>
+        <w:t>ingress.yaml</w:t>
+      </w:r>
+      <w:proofErr w:type="spellEnd"/>
+      <w:proofErr w:type="gramEnd"/>
+      <w:r>
+        <w:rPr>
+          <w:sz w:val="22"/>
+          <w:szCs w:val="22"/>
+        </w:rPr>
+        <w:t>: Nginx ingress controller configuration</w:t>
       </w:r>
     </w:p>
     <w:p>
@@ -9639,6 +10996,7 @@
       </w:r>
       <w:r>
         <w:rPr>
+          <w:noProof/>
           <w:sz w:val="22"/>
           <w:szCs w:val="22"/>
         </w:rPr>
@@ -9658,7 +11016,7 @@
                     <pic:cNvPicPr/>
                   </pic:nvPicPr>
                   <pic:blipFill>
-                    <a:blip r:embed="rId22"/>
+                    <a:blip r:embed="rId26"/>
                     <a:stretch>
                       <a:fillRect/>
                     </a:stretch>
@@ -9703,6 +11061,7 @@
       </w:pPr>
       <w:r>
         <w:rPr>
+          <w:noProof/>
           <w:sz w:val="22"/>
           <w:szCs w:val="22"/>
         </w:rPr>
@@ -9722,7 +11081,7 @@
                     <pic:cNvPicPr/>
                   </pic:nvPicPr>
                   <pic:blipFill rotWithShape="1">
-                    <a:blip r:embed="rId23"/>
+                    <a:blip r:embed="rId27"/>
                     <a:srcRect b="23520"/>
                     <a:stretch>
                       <a:fillRect/>
@@ -9883,7 +11242,23 @@
           <w:sz w:val="22"/>
           <w:szCs w:val="22"/>
         </w:rPr>
-        <w:t>Logs are written to both console (stdout) and file (api.log)</w:t>
+        <w:t>Logs are written to both console (</w:t>
+      </w:r>
+      <w:proofErr w:type="spellStart"/>
+      <w:r>
+        <w:rPr>
+          <w:sz w:val="22"/>
+          <w:szCs w:val="22"/>
+        </w:rPr>
+        <w:t>stdout</w:t>
+      </w:r>
+      <w:proofErr w:type="spellEnd"/>
+      <w:r>
+        <w:rPr>
+          <w:sz w:val="22"/>
+          <w:szCs w:val="22"/>
+        </w:rPr>
+        <w:t>) and file (api.log)</w:t>
       </w:r>
     </w:p>
     <w:p>
@@ -9907,7 +11282,48 @@
           <w:szCs w:val="22"/>
         </w:rPr>
         <w:lastRenderedPageBreak/>
-        <w:t>Log format: %(asctime)s - %(name)s - %(levelname)s - %(message)s</w:t>
+        <w:t>Log format: %(</w:t>
+      </w:r>
+      <w:proofErr w:type="spellStart"/>
+      <w:r>
+        <w:rPr>
+          <w:sz w:val="22"/>
+          <w:szCs w:val="22"/>
+        </w:rPr>
+        <w:t>asctime</w:t>
+      </w:r>
+      <w:proofErr w:type="spellEnd"/>
+      <w:proofErr w:type="gramStart"/>
+      <w:r>
+        <w:rPr>
+          <w:sz w:val="22"/>
+          <w:szCs w:val="22"/>
+        </w:rPr>
+        <w:t>)s</w:t>
+      </w:r>
+      <w:proofErr w:type="gramEnd"/>
+      <w:r>
+        <w:rPr>
+          <w:sz w:val="22"/>
+          <w:szCs w:val="22"/>
+        </w:rPr>
+        <w:t xml:space="preserve"> - %(name)s - %(</w:t>
+      </w:r>
+      <w:proofErr w:type="spellStart"/>
+      <w:r>
+        <w:rPr>
+          <w:sz w:val="22"/>
+          <w:szCs w:val="22"/>
+        </w:rPr>
+        <w:t>levelname</w:t>
+      </w:r>
+      <w:proofErr w:type="spellEnd"/>
+      <w:r>
+        <w:rPr>
+          <w:sz w:val="22"/>
+          <w:szCs w:val="22"/>
+        </w:rPr>
+        <w:t>)s - %(message)s</w:t>
       </w:r>
     </w:p>
     <w:p>
@@ -9967,12 +11383,21 @@
           <w:szCs w:val="22"/>
         </w:rPr>
       </w:pPr>
-      <w:r>
-        <w:rPr>
-          <w:sz w:val="22"/>
-          <w:szCs w:val="22"/>
-        </w:rPr>
-        <w:t>predictions_total: Counter of total predictions, labeled by result</w:t>
+      <w:proofErr w:type="spellStart"/>
+      <w:r>
+        <w:rPr>
+          <w:sz w:val="22"/>
+          <w:szCs w:val="22"/>
+        </w:rPr>
+        <w:t>predictions_total</w:t>
+      </w:r>
+      <w:proofErr w:type="spellEnd"/>
+      <w:r>
+        <w:rPr>
+          <w:sz w:val="22"/>
+          <w:szCs w:val="22"/>
+        </w:rPr>
+        <w:t>: Counter of total predictions, labeled by result</w:t>
       </w:r>
     </w:p>
     <w:p>
@@ -10013,12 +11438,21 @@
           <w:szCs w:val="22"/>
         </w:rPr>
       </w:pPr>
-      <w:r>
-        <w:rPr>
-          <w:sz w:val="22"/>
-          <w:szCs w:val="22"/>
-        </w:rPr>
-        <w:t>prediction_latency_seconds: Histogram of prediction processing time</w:t>
+      <w:proofErr w:type="spellStart"/>
+      <w:r>
+        <w:rPr>
+          <w:sz w:val="22"/>
+          <w:szCs w:val="22"/>
+        </w:rPr>
+        <w:t>prediction_latency_seconds</w:t>
+      </w:r>
+      <w:proofErr w:type="spellEnd"/>
+      <w:r>
+        <w:rPr>
+          <w:sz w:val="22"/>
+          <w:szCs w:val="22"/>
+        </w:rPr>
+        <w:t>: Histogram of prediction processing time</w:t>
       </w:r>
     </w:p>
     <w:p>
@@ -10036,12 +11470,21 @@
           <w:szCs w:val="22"/>
         </w:rPr>
       </w:pPr>
-      <w:r>
-        <w:rPr>
-          <w:sz w:val="22"/>
-          <w:szCs w:val="22"/>
-        </w:rPr>
-        <w:t>http_requests_total: Counter of all HTTP requests, labeled by</w:t>
+      <w:proofErr w:type="spellStart"/>
+      <w:r>
+        <w:rPr>
+          <w:sz w:val="22"/>
+          <w:szCs w:val="22"/>
+        </w:rPr>
+        <w:t>http_requests_total</w:t>
+      </w:r>
+      <w:proofErr w:type="spellEnd"/>
+      <w:r>
+        <w:rPr>
+          <w:sz w:val="22"/>
+          <w:szCs w:val="22"/>
+        </w:rPr>
+        <w:t>: Counter of all HTTP requests, labeled by</w:t>
       </w:r>
     </w:p>
     <w:p>
@@ -10232,6 +11675,7 @@
       </w:pPr>
       <w:r>
         <w:rPr>
+          <w:noProof/>
           <w:sz w:val="22"/>
           <w:szCs w:val="22"/>
         </w:rPr>
@@ -10251,7 +11695,7 @@
                     <pic:cNvPicPr/>
                   </pic:nvPicPr>
                   <pic:blipFill>
-                    <a:blip r:embed="rId24"/>
+                    <a:blip r:embed="rId28"/>
                     <a:stretch>
                       <a:fillRect/>
                     </a:stretch>
@@ -10315,7 +11759,7 @@
                     </pic:cNvPicPr>
                   </pic:nvPicPr>
                   <pic:blipFill>
-                    <a:blip r:embed="rId25" cstate="print">
+                    <a:blip r:embed="rId29" cstate="print">
                       <a:extLst>
                         <a:ext uri="{28A0092B-C50C-407E-A947-70E740481C1C}">
                           <a14:useLocalDpi xmlns:a14="http://schemas.microsoft.com/office/drawing/2010/main" val="0"/>
@@ -10388,7 +11832,7 @@
                     </pic:cNvPicPr>
                   </pic:nvPicPr>
                   <pic:blipFill>
-                    <a:blip r:embed="rId26">
+                    <a:blip r:embed="rId30">
                       <a:extLst>
                         <a:ext uri="{28A0092B-C50C-407E-A947-70E740481C1C}">
                           <a14:useLocalDpi xmlns:a14="http://schemas.microsoft.com/office/drawing/2010/main" val="0"/>
@@ -10713,7 +12157,23 @@
           <w:sz w:val="22"/>
           <w:szCs w:val="22"/>
         </w:rPr>
-        <w:t>Containerization: Production-ready Docker container with FastAPI serving</w:t>
+        <w:t xml:space="preserve">Containerization: Production-ready Docker container with </w:t>
+      </w:r>
+      <w:proofErr w:type="spellStart"/>
+      <w:r>
+        <w:rPr>
+          <w:sz w:val="22"/>
+          <w:szCs w:val="22"/>
+        </w:rPr>
+        <w:t>FastAPI</w:t>
+      </w:r>
+      <w:proofErr w:type="spellEnd"/>
+      <w:r>
+        <w:rPr>
+          <w:sz w:val="22"/>
+          <w:szCs w:val="22"/>
+        </w:rPr>
+        <w:t xml:space="preserve"> serving</w:t>
       </w:r>
     </w:p>
     <w:p>
@@ -11231,7 +12691,7 @@
                 <w:szCs w:val="22"/>
               </w:rPr>
             </w:pPr>
-            <w:hyperlink r:id="rId27" w:history="1">
+            <w:hyperlink r:id="rId31" w:history="1">
               <w:r>
                 <w:rPr>
                   <w:rStyle w:val="Hyperlink"/>
@@ -11284,7 +12744,7 @@
                 <w:szCs w:val="22"/>
               </w:rPr>
             </w:pPr>
-            <w:hyperlink r:id="rId28" w:history="1">
+            <w:hyperlink r:id="rId32" w:history="1">
               <w:r>
                 <w:rPr>
                   <w:rStyle w:val="Hyperlink"/>
@@ -11337,7 +12797,7 @@
                 <w:szCs w:val="22"/>
               </w:rPr>
             </w:pPr>
-            <w:hyperlink r:id="rId29" w:history="1">
+            <w:hyperlink r:id="rId33" w:history="1">
               <w:r>
                 <w:rPr>
                   <w:rStyle w:val="Hyperlink"/>
@@ -11366,12 +12826,21 @@
                 <w:szCs w:val="22"/>
               </w:rPr>
             </w:pPr>
+            <w:proofErr w:type="spellStart"/>
             <w:r>
               <w:rPr>
                 <w:sz w:val="22"/>
                 <w:szCs w:val="22"/>
               </w:rPr>
-              <w:t>FastAPI Documentation</w:t>
+              <w:t>FastAPI</w:t>
+            </w:r>
+            <w:proofErr w:type="spellEnd"/>
+            <w:r>
+              <w:rPr>
+                <w:sz w:val="22"/>
+                <w:szCs w:val="22"/>
+              </w:rPr>
+              <w:t xml:space="preserve"> Documentation</w:t>
             </w:r>
           </w:p>
         </w:tc>
@@ -11390,7 +12859,7 @@
                 <w:szCs w:val="22"/>
               </w:rPr>
             </w:pPr>
-            <w:hyperlink r:id="rId30" w:history="1">
+            <w:hyperlink r:id="rId34" w:history="1">
               <w:r>
                 <w:rPr>
                   <w:rStyle w:val="Hyperlink"/>
@@ -11443,7 +12912,7 @@
                 <w:szCs w:val="22"/>
               </w:rPr>
             </w:pPr>
-            <w:hyperlink r:id="rId31" w:history="1">
+            <w:hyperlink r:id="rId35" w:history="1">
               <w:r>
                 <w:rPr>
                   <w:rStyle w:val="Hyperlink"/>
@@ -11496,7 +12965,7 @@
                 <w:szCs w:val="22"/>
               </w:rPr>
             </w:pPr>
-            <w:hyperlink r:id="rId32" w:history="1">
+            <w:hyperlink r:id="rId36" w:history="1">
               <w:r>
                 <w:rPr>
                   <w:rStyle w:val="Hyperlink"/>
@@ -11549,7 +13018,7 @@
                 <w:szCs w:val="22"/>
               </w:rPr>
             </w:pPr>
-            <w:hyperlink r:id="rId33" w:history="1">
+            <w:hyperlink r:id="rId37" w:history="1">
               <w:r>
                 <w:rPr>
                   <w:rStyle w:val="Hyperlink"/>
@@ -11602,7 +13071,7 @@
                 <w:szCs w:val="22"/>
               </w:rPr>
             </w:pPr>
-            <w:hyperlink r:id="rId34" w:history="1">
+            <w:hyperlink r:id="rId38" w:history="1">
               <w:r>
                 <w:rPr>
                   <w:rStyle w:val="Hyperlink"/>
@@ -11655,7 +13124,7 @@
                 <w:szCs w:val="22"/>
               </w:rPr>
             </w:pPr>
-            <w:hyperlink r:id="rId35" w:history="1">
+            <w:hyperlink r:id="rId39" w:history="1">
               <w:r>
                 <w:rPr>
                   <w:rStyle w:val="Hyperlink"/>
@@ -11708,7 +13177,7 @@
                 <w:szCs w:val="22"/>
               </w:rPr>
             </w:pPr>
-            <w:hyperlink r:id="rId36" w:history="1">
+            <w:hyperlink r:id="rId40" w:history="1">
               <w:r>
                 <w:rPr>
                   <w:rStyle w:val="Hyperlink"/>
@@ -11734,8 +13203,8 @@
       </w:pPr>
     </w:p>
     <w:sectPr>
-      <w:headerReference w:type="default" r:id="rId37"/>
-      <w:footerReference w:type="even" r:id="rId38"/>
+      <w:headerReference w:type="default" r:id="rId41"/>
+      <w:footerReference w:type="even" r:id="rId42"/>
       <w:pgSz w:w="12240" w:h="15840"/>
       <w:pgMar w:top="1440" w:right="1440" w:bottom="1440" w:left="1440" w:header="720" w:footer="720" w:gutter="0"/>
       <w:pgNumType w:start="0"/>
@@ -11865,8 +13334,7 @@
               <v:stroke joinstyle="miter"/>
               <v:path gradientshapeok="t" o:connecttype="rect"/>
             </v:shapetype>
-            <v:shape id="Text Box 3" o:spid="_x0000_s1030" type="#_x0000_t202" alt="Cisco Confidential" style="position:absolute;margin-left:32.95pt;margin-top:0;width:84.15pt;height:26.3pt;z-index:251659264;visibility:visible;mso-wrap-style:none;mso-wrap-distance-left:0;mso-wrap-distance-top:0;mso-wrap-distance-right:0;mso-wrap-distance-bottom:0;mso-position-horizontal:right;mso-position-horizontal-relative:page;mso-position-vertical:bottom;mso-position-vertical-relative:page;v-text-anchor:bottom" o:gfxdata="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" filled="f" stroked="f">
-              <v:fill o:detectmouseclick="t"/>
+            <v:shape id="Text Box 3" o:spid="_x0000_s1030" type="#_x0000_t202" alt="Cisco Confidential" style="position:absolute;margin-left:32.95pt;margin-top:0;width:84.15pt;height:26.3pt;z-index:251659264;visibility:visible;mso-wrap-style:none;mso-wrap-distance-left:0;mso-wrap-distance-top:0;mso-wrap-distance-right:0;mso-wrap-distance-bottom:0;mso-position-horizontal:right;mso-position-horizontal-relative:page;mso-position-vertical:bottom;mso-position-vertical-relative:page;v-text-anchor:bottom" o:gfxdata="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" filled="f" stroked="f">
               <v:textbox style="mso-fit-shape-to-text:t" inset="0,0,20pt,15pt">
                 <w:txbxContent>
                   <w:p>
@@ -16417,6 +17885,7 @@
   <w:style w:type="character" w:default="1" w:styleId="DefaultParagraphFont">
     <w:name w:val="Default Paragraph Font"/>
     <w:uiPriority w:val="1"/>
+    <w:semiHidden/>
     <w:unhideWhenUsed/>
   </w:style>
   <w:style w:type="table" w:default="1" w:styleId="TableNormal">

--- a/Documentation/Heart Disease MLOps Assignment Report.docx
+++ b/Documentation/Heart Disease MLOps Assignment Report.docx
@@ -205,31 +205,9 @@
                                     <w:sdtContent>
                                       <w:r>
                                         <w:rPr>
-                                          <w:caps/>
                                           <w:color w:val="FFFFFF" w:themeColor="background1"/>
                                         </w:rPr>
-                                        <w:t xml:space="preserve">DATE: </w:t>
-                                      </w:r>
-                                      <w:r>
-                                        <w:rPr>
-                                          <w:caps/>
-                                          <w:color w:val="FFFFFF" w:themeColor="background1"/>
-                                        </w:rPr>
-                                        <w:t>4</w:t>
-                                      </w:r>
-                                      <w:r>
-                                        <w:rPr>
-                                          <w:caps/>
-                                          <w:color w:val="FFFFFF" w:themeColor="background1"/>
-                                        </w:rPr>
-                                        <w:t xml:space="preserve"> </w:t>
-                                      </w:r>
-                                      <w:r>
-                                        <w:rPr>
-                                          <w:caps/>
-                                          <w:color w:val="FFFFFF" w:themeColor="background1"/>
-                                        </w:rPr>
-                                        <w:t>MAY 2026</w:t>
+                                        <w:t>DATE: 1 MAY 2026</w:t>
                                       </w:r>
                                     </w:sdtContent>
                                   </w:sdt>
@@ -603,16 +581,6 @@
                                       <w:szCs w:val="26"/>
                                     </w:rPr>
                                   </w:pPr>
-                                  <w:r>
-                                    <w:rPr>
-                                      <w:rFonts w:asciiTheme="majorHAnsi" w:eastAsiaTheme="majorEastAsia" w:hAnsiTheme="majorHAnsi" w:cstheme="majorBidi"/>
-                                      <w:caps/>
-                                      <w:color w:val="156082" w:themeColor="accent1"/>
-                                      <w:sz w:val="26"/>
-                                      <w:szCs w:val="26"/>
-                                    </w:rPr>
-                                    <w:t xml:space="preserve"> </w:t>
-                                  </w:r>
                                   <w:hyperlink r:id="rId9" w:history="1">
                                     <w:r>
                                       <w:rPr>
@@ -622,7 +590,7 @@
                                         <w:sz w:val="26"/>
                                         <w:szCs w:val="26"/>
                                       </w:rPr>
-                                      <w:t>HTTPS://GITHUB.COM/TUSHARCHOUHAN/HEART-DISEASE-MLOPS/TREE/MAIN/DEMO%20VIDEO</w:t>
+                                      <w:t>https://github.com/tusharchouhan/heart-disease-mlops/blob/main/Demo%20Video/MLOPS_Assignment_Final.mp4</w:t>
                                     </w:r>
                                   </w:hyperlink>
                                 </w:p>
@@ -726,31 +694,9 @@
                               <w:sdtContent>
                                 <w:r>
                                   <w:rPr>
-                                    <w:caps/>
                                     <w:color w:val="FFFFFF" w:themeColor="background1"/>
                                   </w:rPr>
-                                  <w:t xml:space="preserve">DATE: </w:t>
-                                </w:r>
-                                <w:r>
-                                  <w:rPr>
-                                    <w:caps/>
-                                    <w:color w:val="FFFFFF" w:themeColor="background1"/>
-                                  </w:rPr>
-                                  <w:t>4</w:t>
-                                </w:r>
-                                <w:r>
-                                  <w:rPr>
-                                    <w:caps/>
-                                    <w:color w:val="FFFFFF" w:themeColor="background1"/>
-                                  </w:rPr>
-                                  <w:t xml:space="preserve"> </w:t>
-                                </w:r>
-                                <w:r>
-                                  <w:rPr>
-                                    <w:caps/>
-                                    <w:color w:val="FFFFFF" w:themeColor="background1"/>
-                                  </w:rPr>
-                                  <w:t>MAY 2026</w:t>
+                                  <w:t>DATE: 1 MAY 2026</w:t>
                                 </w:r>
                               </w:sdtContent>
                             </w:sdt>
@@ -1090,16 +1036,6 @@
                                 <w:szCs w:val="26"/>
                               </w:rPr>
                             </w:pPr>
-                            <w:r>
-                              <w:rPr>
-                                <w:rFonts w:asciiTheme="majorHAnsi" w:eastAsiaTheme="majorEastAsia" w:hAnsiTheme="majorHAnsi" w:cstheme="majorBidi"/>
-                                <w:caps/>
-                                <w:color w:val="156082" w:themeColor="accent1"/>
-                                <w:sz w:val="26"/>
-                                <w:szCs w:val="26"/>
-                              </w:rPr>
-                              <w:t xml:space="preserve"> </w:t>
-                            </w:r>
                             <w:hyperlink r:id="rId12" w:history="1">
                               <w:r>
                                 <w:rPr>
@@ -1109,7 +1045,7 @@
                                   <w:sz w:val="26"/>
                                   <w:szCs w:val="26"/>
                                 </w:rPr>
-                                <w:t>HTTPS://GITHUB.COM/TUSHARCHOUHAN/HEART-DISEASE-MLOPS/TREE/MAIN/DEMO%20VIDEO</w:t>
+                                <w:t>https://github.com/tusharchouhan/heart-disease-mlops/blob/main/Demo%20Video/MLOPS_Assignment_Final.mp4</w:t>
                               </w:r>
                             </w:hyperlink>
                           </w:p>
@@ -1704,39 +1640,7 @@
           <w:sz w:val="22"/>
           <w:szCs w:val="22"/>
         </w:rPr>
-        <w:t>Clinical: chest pain type (cp), resting blood pressure (</w:t>
-      </w:r>
-      <w:proofErr w:type="spellStart"/>
-      <w:r>
-        <w:rPr>
-          <w:sz w:val="22"/>
-          <w:szCs w:val="22"/>
-        </w:rPr>
-        <w:t>trestbps</w:t>
-      </w:r>
-      <w:proofErr w:type="spellEnd"/>
-      <w:r>
-        <w:rPr>
-          <w:sz w:val="22"/>
-          <w:szCs w:val="22"/>
-        </w:rPr>
-        <w:t>), cholesterol (</w:t>
-      </w:r>
-      <w:proofErr w:type="spellStart"/>
-      <w:r>
-        <w:rPr>
-          <w:sz w:val="22"/>
-          <w:szCs w:val="22"/>
-        </w:rPr>
-        <w:t>chol</w:t>
-      </w:r>
-      <w:proofErr w:type="spellEnd"/>
-      <w:r>
-        <w:rPr>
-          <w:sz w:val="22"/>
-          <w:szCs w:val="22"/>
-        </w:rPr>
-        <w:t>),</w:t>
+        <w:t>Clinical: chest pain type (cp), resting blood pressure (trestbps), cholesterol (chol),</w:t>
       </w:r>
     </w:p>
     <w:p>
@@ -1757,39 +1661,7 @@
           <w:sz w:val="22"/>
           <w:szCs w:val="22"/>
         </w:rPr>
-        <w:t>fasting blood sugar (</w:t>
-      </w:r>
-      <w:proofErr w:type="spellStart"/>
-      <w:r>
-        <w:rPr>
-          <w:sz w:val="22"/>
-          <w:szCs w:val="22"/>
-        </w:rPr>
-        <w:t>fbs</w:t>
-      </w:r>
-      <w:proofErr w:type="spellEnd"/>
-      <w:r>
-        <w:rPr>
-          <w:sz w:val="22"/>
-          <w:szCs w:val="22"/>
-        </w:rPr>
-        <w:t>), resting ECG (</w:t>
-      </w:r>
-      <w:proofErr w:type="spellStart"/>
-      <w:r>
-        <w:rPr>
-          <w:sz w:val="22"/>
-          <w:szCs w:val="22"/>
-        </w:rPr>
-        <w:t>restecg</w:t>
-      </w:r>
-      <w:proofErr w:type="spellEnd"/>
-      <w:r>
-        <w:rPr>
-          <w:sz w:val="22"/>
-          <w:szCs w:val="22"/>
-        </w:rPr>
-        <w:t>)</w:t>
+        <w:t>fasting blood sugar (fbs), resting ECG (restecg)</w:t>
       </w:r>
     </w:p>
     <w:p>
@@ -1810,39 +1682,7 @@
           <w:sz w:val="22"/>
           <w:szCs w:val="22"/>
         </w:rPr>
-        <w:t>Exercise: maximum heart rate (</w:t>
-      </w:r>
-      <w:proofErr w:type="spellStart"/>
-      <w:r>
-        <w:rPr>
-          <w:sz w:val="22"/>
-          <w:szCs w:val="22"/>
-        </w:rPr>
-        <w:t>thalach</w:t>
-      </w:r>
-      <w:proofErr w:type="spellEnd"/>
-      <w:r>
-        <w:rPr>
-          <w:sz w:val="22"/>
-          <w:szCs w:val="22"/>
-        </w:rPr>
-        <w:t>), exercise-induced angina (</w:t>
-      </w:r>
-      <w:proofErr w:type="spellStart"/>
-      <w:r>
-        <w:rPr>
-          <w:sz w:val="22"/>
-          <w:szCs w:val="22"/>
-        </w:rPr>
-        <w:t>exang</w:t>
-      </w:r>
-      <w:proofErr w:type="spellEnd"/>
-      <w:r>
-        <w:rPr>
-          <w:sz w:val="22"/>
-          <w:szCs w:val="22"/>
-        </w:rPr>
-        <w:t>),</w:t>
+        <w:t>Exercise: maximum heart rate (thalach), exercise-induced angina (exang),</w:t>
       </w:r>
     </w:p>
     <w:p>
@@ -1863,23 +1703,7 @@
           <w:sz w:val="22"/>
           <w:szCs w:val="22"/>
         </w:rPr>
-        <w:t>ST depression (</w:t>
-      </w:r>
-      <w:proofErr w:type="spellStart"/>
-      <w:r>
-        <w:rPr>
-          <w:sz w:val="22"/>
-          <w:szCs w:val="22"/>
-        </w:rPr>
-        <w:t>oldpeak</w:t>
-      </w:r>
-      <w:proofErr w:type="spellEnd"/>
-      <w:r>
-        <w:rPr>
-          <w:sz w:val="22"/>
-          <w:szCs w:val="22"/>
-        </w:rPr>
-        <w:t>), slope of ST segment (slope)</w:t>
+        <w:t>ST depression (oldpeak), slope of ST segment (slope)</w:t>
       </w:r>
     </w:p>
     <w:p>
@@ -1900,23 +1724,7 @@
           <w:sz w:val="22"/>
           <w:szCs w:val="22"/>
         </w:rPr>
-        <w:t>Diagnostic: number of major vessels (ca), thalassemia (</w:t>
-      </w:r>
-      <w:proofErr w:type="spellStart"/>
-      <w:r>
-        <w:rPr>
-          <w:sz w:val="22"/>
-          <w:szCs w:val="22"/>
-        </w:rPr>
-        <w:t>thal</w:t>
-      </w:r>
-      <w:proofErr w:type="spellEnd"/>
-      <w:r>
-        <w:rPr>
-          <w:sz w:val="22"/>
-          <w:szCs w:val="22"/>
-        </w:rPr>
-        <w:t>)</w:t>
+        <w:t>Diagnostic: number of major vessels (ca), thalassemia (thal)</w:t>
       </w:r>
     </w:p>
     <w:p>
@@ -2194,21 +2002,12 @@
                 <w:szCs w:val="22"/>
               </w:rPr>
             </w:pPr>
-            <w:proofErr w:type="spellStart"/>
             <w:r>
               <w:rPr>
                 <w:sz w:val="22"/>
                 <w:szCs w:val="22"/>
               </w:rPr>
-              <w:t>FastAPI</w:t>
-            </w:r>
-            <w:proofErr w:type="spellEnd"/>
-            <w:r>
-              <w:rPr>
-                <w:sz w:val="22"/>
-                <w:szCs w:val="22"/>
-              </w:rPr>
-              <w:t xml:space="preserve"> 0.115.6</w:t>
+              <w:t>FastAPI 0.115.6</w:t>
             </w:r>
           </w:p>
         </w:tc>
@@ -2291,21 +2090,12 @@
                 <w:szCs w:val="22"/>
               </w:rPr>
             </w:pPr>
-            <w:proofErr w:type="spellStart"/>
             <w:r>
               <w:rPr>
                 <w:sz w:val="22"/>
                 <w:szCs w:val="22"/>
               </w:rPr>
-              <w:t>Pytest</w:t>
-            </w:r>
-            <w:proofErr w:type="spellEnd"/>
-            <w:r>
-              <w:rPr>
-                <w:sz w:val="22"/>
-                <w:szCs w:val="22"/>
-              </w:rPr>
-              <w:t xml:space="preserve"> 8.3.4</w:t>
+              <w:t>Pytest 8.3.4</w:t>
             </w:r>
           </w:p>
         </w:tc>
@@ -2736,19 +2526,8 @@
                 <w:sz w:val="22"/>
                 <w:szCs w:val="22"/>
               </w:rPr>
-              <w:t>git clone https://github.com/tusharchouhan/heart-disease-mlops.gitcd heart-disease-</w:t>
+              <w:t>git clone https://github.com/tusharchouhan/heart-disease-mlops.gitcd heart-disease-mlops</w:t>
             </w:r>
-            <w:proofErr w:type="spellStart"/>
-            <w:r>
-              <w:rPr>
-                <w:rStyle w:val="HTMLCode"/>
-                <w:rFonts w:eastAsiaTheme="majorEastAsia"/>
-                <w:sz w:val="22"/>
-                <w:szCs w:val="22"/>
-              </w:rPr>
-              <w:t>mlops</w:t>
-            </w:r>
-            <w:proofErr w:type="spellEnd"/>
           </w:p>
         </w:tc>
       </w:tr>
@@ -2793,47 +2572,7 @@
                 <w:sz w:val="22"/>
                 <w:szCs w:val="22"/>
               </w:rPr>
-              <w:t xml:space="preserve">python -m </w:t>
-            </w:r>
-            <w:proofErr w:type="spellStart"/>
-            <w:r>
-              <w:rPr>
-                <w:rStyle w:val="HTMLCode"/>
-                <w:rFonts w:eastAsiaTheme="majorEastAsia"/>
-                <w:sz w:val="22"/>
-                <w:szCs w:val="22"/>
-              </w:rPr>
-              <w:t>venv</w:t>
-            </w:r>
-            <w:proofErr w:type="spellEnd"/>
-            <w:r>
-              <w:rPr>
-                <w:rStyle w:val="HTMLCode"/>
-                <w:rFonts w:eastAsiaTheme="majorEastAsia"/>
-                <w:sz w:val="22"/>
-                <w:szCs w:val="22"/>
-              </w:rPr>
-              <w:t xml:space="preserve"> </w:t>
-            </w:r>
-            <w:proofErr w:type="spellStart"/>
-            <w:r>
-              <w:rPr>
-                <w:rStyle w:val="HTMLCode"/>
-                <w:rFonts w:eastAsiaTheme="majorEastAsia"/>
-                <w:sz w:val="22"/>
-                <w:szCs w:val="22"/>
-              </w:rPr>
-              <w:t>venvvenv</w:t>
-            </w:r>
-            <w:proofErr w:type="spellEnd"/>
-            <w:r>
-              <w:rPr>
-                <w:rStyle w:val="HTMLCode"/>
-                <w:rFonts w:eastAsiaTheme="majorEastAsia"/>
-                <w:sz w:val="22"/>
-                <w:szCs w:val="22"/>
-              </w:rPr>
-              <w:t>\Scripts\activate</w:t>
+              <w:t>python -m venv venvvenv\Scripts\activate</w:t>
             </w:r>
             <w:r>
               <w:rPr>
@@ -2849,27 +2588,7 @@
                 <w:sz w:val="22"/>
                 <w:szCs w:val="22"/>
               </w:rPr>
-              <w:t xml:space="preserve">source </w:t>
-            </w:r>
-            <w:proofErr w:type="spellStart"/>
-            <w:r>
-              <w:rPr>
-                <w:rStyle w:val="HTMLCode"/>
-                <w:rFonts w:eastAsiaTheme="majorEastAsia"/>
-                <w:sz w:val="22"/>
-                <w:szCs w:val="22"/>
-              </w:rPr>
-              <w:t>venv</w:t>
-            </w:r>
-            <w:proofErr w:type="spellEnd"/>
-            <w:r>
-              <w:rPr>
-                <w:rStyle w:val="HTMLCode"/>
-                <w:rFonts w:eastAsiaTheme="majorEastAsia"/>
-                <w:sz w:val="22"/>
-                <w:szCs w:val="22"/>
-              </w:rPr>
-              <w:t>/bin/activate</w:t>
+              <w:t>source venv/bin/activate</w:t>
             </w:r>
             <w:r>
               <w:rPr>
@@ -2922,41 +2641,8 @@
                 <w:sz w:val="22"/>
                 <w:szCs w:val="22"/>
               </w:rPr>
-              <w:t xml:space="preserve">pip install -r </w:t>
+              <w:t>pip install -r requirements.txtpip install -e .</w:t>
             </w:r>
-            <w:proofErr w:type="spellStart"/>
-            <w:proofErr w:type="gramStart"/>
-            <w:r>
-              <w:rPr>
-                <w:rStyle w:val="HTMLCode"/>
-                <w:rFonts w:eastAsiaTheme="majorEastAsia"/>
-                <w:sz w:val="22"/>
-                <w:szCs w:val="22"/>
-              </w:rPr>
-              <w:t>requirements.txtpip</w:t>
-            </w:r>
-            <w:proofErr w:type="spellEnd"/>
-            <w:proofErr w:type="gramEnd"/>
-            <w:r>
-              <w:rPr>
-                <w:rStyle w:val="HTMLCode"/>
-                <w:rFonts w:eastAsiaTheme="majorEastAsia"/>
-                <w:sz w:val="22"/>
-                <w:szCs w:val="22"/>
-              </w:rPr>
-              <w:t xml:space="preserve"> install -</w:t>
-            </w:r>
-            <w:proofErr w:type="gramStart"/>
-            <w:r>
-              <w:rPr>
-                <w:rStyle w:val="HTMLCode"/>
-                <w:rFonts w:eastAsiaTheme="majorEastAsia"/>
-                <w:sz w:val="22"/>
-                <w:szCs w:val="22"/>
-              </w:rPr>
-              <w:t>e .</w:t>
-            </w:r>
-            <w:proofErr w:type="gramEnd"/>
           </w:p>
         </w:tc>
       </w:tr>
@@ -3047,19 +2733,8 @@
                 <w:sz w:val="22"/>
                 <w:szCs w:val="22"/>
               </w:rPr>
-              <w:t>python notebooks/heart-disease-data-</w:t>
+              <w:t>python notebooks/heart-disease-data-eda.ipynb</w:t>
             </w:r>
-            <w:proofErr w:type="spellStart"/>
-            <w:r>
-              <w:rPr>
-                <w:rStyle w:val="HTMLCode"/>
-                <w:rFonts w:eastAsiaTheme="majorEastAsia"/>
-                <w:sz w:val="22"/>
-                <w:szCs w:val="22"/>
-              </w:rPr>
-              <w:t>eda.ipynb</w:t>
-            </w:r>
-            <w:proofErr w:type="spellEnd"/>
           </w:p>
         </w:tc>
       </w:tr>
@@ -3150,27 +2825,7 @@
                 <w:sz w:val="22"/>
                 <w:szCs w:val="22"/>
               </w:rPr>
-              <w:t xml:space="preserve">python -m </w:t>
-            </w:r>
-            <w:proofErr w:type="spellStart"/>
-            <w:r>
-              <w:rPr>
-                <w:rStyle w:val="HTMLCode"/>
-                <w:rFonts w:eastAsiaTheme="majorEastAsia"/>
-                <w:sz w:val="22"/>
-                <w:szCs w:val="22"/>
-              </w:rPr>
-              <w:t>pytest</w:t>
-            </w:r>
-            <w:proofErr w:type="spellEnd"/>
-            <w:r>
-              <w:rPr>
-                <w:rStyle w:val="HTMLCode"/>
-                <w:rFonts w:eastAsiaTheme="majorEastAsia"/>
-                <w:sz w:val="22"/>
-                <w:szCs w:val="22"/>
-              </w:rPr>
-              <w:t xml:space="preserve"> tests/ -v</w:t>
+              <w:t>python -m pytest tests/ -v</w:t>
             </w:r>
           </w:p>
         </w:tc>
@@ -3216,47 +2871,7 @@
                 <w:sz w:val="22"/>
                 <w:szCs w:val="22"/>
               </w:rPr>
-              <w:t xml:space="preserve">python -m </w:t>
-            </w:r>
-            <w:proofErr w:type="spellStart"/>
-            <w:r>
-              <w:rPr>
-                <w:rStyle w:val="HTMLCode"/>
-                <w:rFonts w:eastAsiaTheme="majorEastAsia"/>
-                <w:sz w:val="22"/>
-                <w:szCs w:val="22"/>
-              </w:rPr>
-              <w:t>uvicorn</w:t>
-            </w:r>
-            <w:proofErr w:type="spellEnd"/>
-            <w:r>
-              <w:rPr>
-                <w:rStyle w:val="HTMLCode"/>
-                <w:rFonts w:eastAsiaTheme="majorEastAsia"/>
-                <w:sz w:val="22"/>
-                <w:szCs w:val="22"/>
-              </w:rPr>
-              <w:t xml:space="preserve"> </w:t>
-            </w:r>
-            <w:proofErr w:type="spellStart"/>
-            <w:r>
-              <w:rPr>
-                <w:rStyle w:val="HTMLCode"/>
-                <w:rFonts w:eastAsiaTheme="majorEastAsia"/>
-                <w:sz w:val="22"/>
-                <w:szCs w:val="22"/>
-              </w:rPr>
-              <w:t>src.api.app:app</w:t>
-            </w:r>
-            <w:proofErr w:type="spellEnd"/>
-            <w:r>
-              <w:rPr>
-                <w:rStyle w:val="HTMLCode"/>
-                <w:rFonts w:eastAsiaTheme="majorEastAsia"/>
-                <w:sz w:val="22"/>
-                <w:szCs w:val="22"/>
-              </w:rPr>
-              <w:t xml:space="preserve"> --host 0.0.0.0 --port 8000</w:t>
+              <w:t>python -m uvicorn src.api.app:app --host 0.0.0.0 --port 8000</w:t>
             </w:r>
           </w:p>
         </w:tc>
@@ -3298,7 +2913,6 @@
                 <w:szCs w:val="22"/>
               </w:rPr>
             </w:pPr>
-            <w:proofErr w:type="spellStart"/>
             <w:r>
               <w:rPr>
                 <w:rStyle w:val="HTMLCode"/>
@@ -3306,57 +2920,7 @@
                 <w:sz w:val="22"/>
                 <w:szCs w:val="22"/>
               </w:rPr>
-              <w:t>mlflow</w:t>
-            </w:r>
-            <w:proofErr w:type="spellEnd"/>
-            <w:r>
-              <w:rPr>
-                <w:rStyle w:val="HTMLCode"/>
-                <w:rFonts w:eastAsiaTheme="majorEastAsia"/>
-                <w:sz w:val="22"/>
-                <w:szCs w:val="22"/>
-              </w:rPr>
-              <w:t xml:space="preserve"> </w:t>
-            </w:r>
-            <w:proofErr w:type="spellStart"/>
-            <w:r>
-              <w:rPr>
-                <w:rStyle w:val="HTMLCode"/>
-                <w:rFonts w:eastAsiaTheme="majorEastAsia"/>
-                <w:sz w:val="22"/>
-                <w:szCs w:val="22"/>
-              </w:rPr>
-              <w:t>ui</w:t>
-            </w:r>
-            <w:proofErr w:type="spellEnd"/>
-            <w:r>
-              <w:rPr>
-                <w:rStyle w:val="HTMLCode"/>
-                <w:rFonts w:eastAsiaTheme="majorEastAsia"/>
-                <w:sz w:val="22"/>
-                <w:szCs w:val="22"/>
-              </w:rPr>
-              <w:t xml:space="preserve"> --backend-store-</w:t>
-            </w:r>
-            <w:proofErr w:type="spellStart"/>
-            <w:r>
-              <w:rPr>
-                <w:rStyle w:val="HTMLCode"/>
-                <w:rFonts w:eastAsiaTheme="majorEastAsia"/>
-                <w:sz w:val="22"/>
-                <w:szCs w:val="22"/>
-              </w:rPr>
-              <w:t>uri</w:t>
-            </w:r>
-            <w:proofErr w:type="spellEnd"/>
-            <w:r>
-              <w:rPr>
-                <w:rStyle w:val="HTMLCode"/>
-                <w:rFonts w:eastAsiaTheme="majorEastAsia"/>
-                <w:sz w:val="22"/>
-                <w:szCs w:val="22"/>
-              </w:rPr>
-              <w:t xml:space="preserve"> sqlite:///mlflow.db</w:t>
+              <w:t>mlflow ui --backend-store-uri sqlite:///mlflow.db</w:t>
             </w:r>
           </w:p>
         </w:tc>
@@ -3441,23 +3005,7 @@
           <w:sz w:val="22"/>
           <w:szCs w:val="22"/>
         </w:rPr>
-        <w:t>using a custom download script (</w:t>
-      </w:r>
-      <w:proofErr w:type="spellStart"/>
-      <w:r>
-        <w:rPr>
-          <w:sz w:val="22"/>
-          <w:szCs w:val="22"/>
-        </w:rPr>
-        <w:t>src</w:t>
-      </w:r>
-      <w:proofErr w:type="spellEnd"/>
-      <w:r>
-        <w:rPr>
-          <w:sz w:val="22"/>
-          <w:szCs w:val="22"/>
-        </w:rPr>
-        <w:t>/data/download_data.py). The script:</w:t>
+        <w:t>using a custom download script (src/data/download_data.py). The script:</w:t>
       </w:r>
     </w:p>
     <w:p>
@@ -3595,23 +3143,7 @@
           <w:sz w:val="22"/>
           <w:szCs w:val="22"/>
         </w:rPr>
-        <w:t>Missing values were identified in the 'ca' and '</w:t>
-      </w:r>
-      <w:proofErr w:type="spellStart"/>
-      <w:r>
-        <w:rPr>
-          <w:sz w:val="22"/>
-          <w:szCs w:val="22"/>
-        </w:rPr>
-        <w:t>thal</w:t>
-      </w:r>
-      <w:proofErr w:type="spellEnd"/>
-      <w:r>
-        <w:rPr>
-          <w:sz w:val="22"/>
-          <w:szCs w:val="22"/>
-        </w:rPr>
-        <w:t>' columns (represented as '?' in</w:t>
+        <w:t>Missing values were identified in the 'ca' and 'thal' columns (represented as '?' in</w:t>
       </w:r>
     </w:p>
     <w:p>
@@ -4922,39 +4454,7 @@
           <w:sz w:val="22"/>
           <w:szCs w:val="22"/>
         </w:rPr>
-        <w:t>A comprehensive preprocessing pipeline was built using Scikit-</w:t>
-      </w:r>
-      <w:proofErr w:type="spellStart"/>
-      <w:r>
-        <w:rPr>
-          <w:sz w:val="22"/>
-          <w:szCs w:val="22"/>
-        </w:rPr>
-        <w:t>learn's</w:t>
-      </w:r>
-      <w:proofErr w:type="spellEnd"/>
-      <w:r>
-        <w:rPr>
-          <w:sz w:val="22"/>
-          <w:szCs w:val="22"/>
-        </w:rPr>
-        <w:t xml:space="preserve"> </w:t>
-      </w:r>
-      <w:proofErr w:type="spellStart"/>
-      <w:r>
-        <w:rPr>
-          <w:sz w:val="22"/>
-          <w:szCs w:val="22"/>
-        </w:rPr>
-        <w:t>ColumnTransformer</w:t>
-      </w:r>
-      <w:proofErr w:type="spellEnd"/>
-      <w:r>
-        <w:rPr>
-          <w:sz w:val="22"/>
-          <w:szCs w:val="22"/>
-        </w:rPr>
-        <w:t>:</w:t>
+        <w:t>A comprehensive preprocessing pipeline was built using Scikit-learn's ColumnTransformer:</w:t>
       </w:r>
     </w:p>
     <w:p>
@@ -5000,55 +4500,7 @@
                 <w:sz w:val="22"/>
                 <w:szCs w:val="22"/>
               </w:rPr>
-              <w:t xml:space="preserve">Numerical Features (5): age, </w:t>
-            </w:r>
-            <w:proofErr w:type="spellStart"/>
-            <w:r>
-              <w:rPr>
-                <w:sz w:val="22"/>
-                <w:szCs w:val="22"/>
-              </w:rPr>
-              <w:t>trestbps</w:t>
-            </w:r>
-            <w:proofErr w:type="spellEnd"/>
-            <w:r>
-              <w:rPr>
-                <w:sz w:val="22"/>
-                <w:szCs w:val="22"/>
-              </w:rPr>
-              <w:t xml:space="preserve">, </w:t>
-            </w:r>
-            <w:proofErr w:type="spellStart"/>
-            <w:r>
-              <w:rPr>
-                <w:sz w:val="22"/>
-                <w:szCs w:val="22"/>
-              </w:rPr>
-              <w:t>chol</w:t>
-            </w:r>
-            <w:proofErr w:type="spellEnd"/>
-            <w:r>
-              <w:rPr>
-                <w:sz w:val="22"/>
-                <w:szCs w:val="22"/>
-              </w:rPr>
-              <w:t xml:space="preserve">, </w:t>
-            </w:r>
-            <w:proofErr w:type="spellStart"/>
-            <w:r>
-              <w:rPr>
-                <w:sz w:val="22"/>
-                <w:szCs w:val="22"/>
-              </w:rPr>
-              <w:t>thalach</w:t>
-            </w:r>
-            <w:proofErr w:type="spellEnd"/>
-            <w:r>
-              <w:rPr>
-                <w:sz w:val="22"/>
-                <w:szCs w:val="22"/>
-              </w:rPr>
-              <w:t>, Oldpeak</w:t>
+              <w:t>Numerical Features (5): age, trestbps, chol, thalach, Oldpeak</w:t>
             </w:r>
           </w:p>
         </w:tc>
@@ -5070,23 +4522,7 @@
                 <w:sz w:val="22"/>
                 <w:szCs w:val="22"/>
               </w:rPr>
-              <w:t xml:space="preserve">Transformed using </w:t>
-            </w:r>
-            <w:proofErr w:type="spellStart"/>
-            <w:r>
-              <w:rPr>
-                <w:sz w:val="22"/>
-                <w:szCs w:val="22"/>
-              </w:rPr>
-              <w:t>StandardScaler</w:t>
-            </w:r>
-            <w:proofErr w:type="spellEnd"/>
-            <w:r>
-              <w:rPr>
-                <w:sz w:val="22"/>
-                <w:szCs w:val="22"/>
-              </w:rPr>
-              <w:t xml:space="preserve"> (zero mean, unit variance)</w:t>
+              <w:t>Transformed using StandardScaler (zero mean, unit variance)</w:t>
             </w:r>
           </w:p>
         </w:tc>
@@ -5114,65 +4550,8 @@
                 <w:szCs w:val="22"/>
               </w:rPr>
               <w:lastRenderedPageBreak/>
-              <w:t xml:space="preserve">Categorical Features (8): sex, cp, </w:t>
+              <w:t>Categorical Features (8): sex, cp, fbs, restecg, exang, slope, ca, thal</w:t>
             </w:r>
-            <w:proofErr w:type="spellStart"/>
-            <w:r>
-              <w:rPr>
-                <w:sz w:val="22"/>
-                <w:szCs w:val="22"/>
-              </w:rPr>
-              <w:t>fbs</w:t>
-            </w:r>
-            <w:proofErr w:type="spellEnd"/>
-            <w:r>
-              <w:rPr>
-                <w:sz w:val="22"/>
-                <w:szCs w:val="22"/>
-              </w:rPr>
-              <w:t xml:space="preserve">, </w:t>
-            </w:r>
-            <w:proofErr w:type="spellStart"/>
-            <w:r>
-              <w:rPr>
-                <w:sz w:val="22"/>
-                <w:szCs w:val="22"/>
-              </w:rPr>
-              <w:t>restecg</w:t>
-            </w:r>
-            <w:proofErr w:type="spellEnd"/>
-            <w:r>
-              <w:rPr>
-                <w:sz w:val="22"/>
-                <w:szCs w:val="22"/>
-              </w:rPr>
-              <w:t xml:space="preserve">, </w:t>
-            </w:r>
-            <w:proofErr w:type="spellStart"/>
-            <w:r>
-              <w:rPr>
-                <w:sz w:val="22"/>
-                <w:szCs w:val="22"/>
-              </w:rPr>
-              <w:t>exang</w:t>
-            </w:r>
-            <w:proofErr w:type="spellEnd"/>
-            <w:r>
-              <w:rPr>
-                <w:sz w:val="22"/>
-                <w:szCs w:val="22"/>
-              </w:rPr>
-              <w:t xml:space="preserve">, slope, ca, </w:t>
-            </w:r>
-            <w:proofErr w:type="spellStart"/>
-            <w:r>
-              <w:rPr>
-                <w:sz w:val="22"/>
-                <w:szCs w:val="22"/>
-              </w:rPr>
-              <w:t>thal</w:t>
-            </w:r>
-            <w:proofErr w:type="spellEnd"/>
           </w:p>
         </w:tc>
         <w:tc>
@@ -5191,23 +4570,7 @@
                 <w:sz w:val="22"/>
                 <w:szCs w:val="22"/>
               </w:rPr>
-              <w:t xml:space="preserve">Transformed using </w:t>
-            </w:r>
-            <w:proofErr w:type="spellStart"/>
-            <w:r>
-              <w:rPr>
-                <w:sz w:val="22"/>
-                <w:szCs w:val="22"/>
-              </w:rPr>
-              <w:t>OneHotEncoder</w:t>
-            </w:r>
-            <w:proofErr w:type="spellEnd"/>
-            <w:r>
-              <w:rPr>
-                <w:sz w:val="22"/>
-                <w:szCs w:val="22"/>
-              </w:rPr>
-              <w:t xml:space="preserve"> (drop='first' to avoid multicollinearity)</w:t>
+              <w:t>Transformed using OneHotEncoder (drop='first' to avoid multicollinearity)</w:t>
             </w:r>
           </w:p>
           <w:p>
@@ -5249,23 +4612,7 @@
           <w:sz w:val="22"/>
           <w:szCs w:val="22"/>
         </w:rPr>
-        <w:t>The preprocessing pipeline is saved as a reusable artifact (models/</w:t>
-      </w:r>
-      <w:proofErr w:type="spellStart"/>
-      <w:r>
-        <w:rPr>
-          <w:sz w:val="22"/>
-          <w:szCs w:val="22"/>
-        </w:rPr>
-        <w:t>preprocessor.joblib</w:t>
-      </w:r>
-      <w:proofErr w:type="spellEnd"/>
-      <w:r>
-        <w:rPr>
-          <w:sz w:val="22"/>
-          <w:szCs w:val="22"/>
-        </w:rPr>
-        <w:t>)</w:t>
+        <w:t>The preprocessing pipeline is saved as a reusable artifact (models/preprocessor.joblib)</w:t>
       </w:r>
     </w:p>
     <w:p>
@@ -5503,39 +4850,7 @@
           <w:sz w:val="22"/>
           <w:szCs w:val="22"/>
         </w:rPr>
-        <w:t xml:space="preserve">Hyperparameters: C=1.0, </w:t>
-      </w:r>
-      <w:proofErr w:type="spellStart"/>
-      <w:r>
-        <w:rPr>
-          <w:sz w:val="22"/>
-          <w:szCs w:val="22"/>
-        </w:rPr>
-        <w:t>max_iter</w:t>
-      </w:r>
-      <w:proofErr w:type="spellEnd"/>
-      <w:r>
-        <w:rPr>
-          <w:sz w:val="22"/>
-          <w:szCs w:val="22"/>
-        </w:rPr>
-        <w:t>=1000, solver='</w:t>
-      </w:r>
-      <w:proofErr w:type="spellStart"/>
-      <w:r>
-        <w:rPr>
-          <w:sz w:val="22"/>
-          <w:szCs w:val="22"/>
-        </w:rPr>
-        <w:t>lbfgs</w:t>
-      </w:r>
-      <w:proofErr w:type="spellEnd"/>
-      <w:r>
-        <w:rPr>
-          <w:sz w:val="22"/>
-          <w:szCs w:val="22"/>
-        </w:rPr>
-        <w:t>'</w:t>
+        <w:t>Hyperparameters: C=1.0, max_iter=1000, solver='lbfgs'</w:t>
       </w:r>
     </w:p>
     <w:p>
@@ -5598,39 +4913,7 @@
           <w:sz w:val="22"/>
           <w:szCs w:val="22"/>
         </w:rPr>
-        <w:t xml:space="preserve">Hyperparameters: </w:t>
-      </w:r>
-      <w:proofErr w:type="spellStart"/>
-      <w:r>
-        <w:rPr>
-          <w:sz w:val="22"/>
-          <w:szCs w:val="22"/>
-        </w:rPr>
-        <w:t>n_estimators</w:t>
-      </w:r>
-      <w:proofErr w:type="spellEnd"/>
-      <w:r>
-        <w:rPr>
-          <w:sz w:val="22"/>
-          <w:szCs w:val="22"/>
-        </w:rPr>
-        <w:t xml:space="preserve">=100, </w:t>
-      </w:r>
-      <w:proofErr w:type="spellStart"/>
-      <w:r>
-        <w:rPr>
-          <w:sz w:val="22"/>
-          <w:szCs w:val="22"/>
-        </w:rPr>
-        <w:t>max_depth</w:t>
-      </w:r>
-      <w:proofErr w:type="spellEnd"/>
-      <w:r>
-        <w:rPr>
-          <w:sz w:val="22"/>
-          <w:szCs w:val="22"/>
-        </w:rPr>
-        <w:t>=10</w:t>
+        <w:t>Hyperparameters: n_estimators=100, max_depth=10</w:t>
       </w:r>
     </w:p>
     <w:p>
@@ -5693,55 +4976,7 @@
           <w:sz w:val="22"/>
           <w:szCs w:val="22"/>
         </w:rPr>
-        <w:t xml:space="preserve">Hyperparameters: </w:t>
-      </w:r>
-      <w:proofErr w:type="spellStart"/>
-      <w:r>
-        <w:rPr>
-          <w:sz w:val="22"/>
-          <w:szCs w:val="22"/>
-        </w:rPr>
-        <w:t>n_estimators</w:t>
-      </w:r>
-      <w:proofErr w:type="spellEnd"/>
-      <w:r>
-        <w:rPr>
-          <w:sz w:val="22"/>
-          <w:szCs w:val="22"/>
-        </w:rPr>
-        <w:t xml:space="preserve">=100, </w:t>
-      </w:r>
-      <w:proofErr w:type="spellStart"/>
-      <w:r>
-        <w:rPr>
-          <w:sz w:val="22"/>
-          <w:szCs w:val="22"/>
-        </w:rPr>
-        <w:t>max_depth</w:t>
-      </w:r>
-      <w:proofErr w:type="spellEnd"/>
-      <w:r>
-        <w:rPr>
-          <w:sz w:val="22"/>
-          <w:szCs w:val="22"/>
-        </w:rPr>
-        <w:t xml:space="preserve">=5, </w:t>
-      </w:r>
-      <w:proofErr w:type="spellStart"/>
-      <w:r>
-        <w:rPr>
-          <w:sz w:val="22"/>
-          <w:szCs w:val="22"/>
-        </w:rPr>
-        <w:t>learning_rate</w:t>
-      </w:r>
-      <w:proofErr w:type="spellEnd"/>
-      <w:r>
-        <w:rPr>
-          <w:sz w:val="22"/>
-          <w:szCs w:val="22"/>
-        </w:rPr>
-        <w:t>=0.1</w:t>
+        <w:t>Hyperparameters: n_estimators=100, max_depth=5, learning_rate=0.1</w:t>
       </w:r>
     </w:p>
     <w:p>
@@ -7165,23 +6400,7 @@
           <w:sz w:val="22"/>
           <w:szCs w:val="22"/>
         </w:rPr>
-        <w:t>tracking. All experiments are stored in a SQLite database (</w:t>
-      </w:r>
-      <w:proofErr w:type="spellStart"/>
-      <w:r>
-        <w:rPr>
-          <w:sz w:val="22"/>
-          <w:szCs w:val="22"/>
-        </w:rPr>
-        <w:t>mlflow.db</w:t>
-      </w:r>
-      <w:proofErr w:type="spellEnd"/>
-      <w:r>
-        <w:rPr>
-          <w:sz w:val="22"/>
-          <w:szCs w:val="22"/>
-        </w:rPr>
-        <w:t>) for reliability</w:t>
+        <w:t>tracking. All experiments are stored in a SQLite database (mlflow.db) for reliability</w:t>
       </w:r>
     </w:p>
     <w:p>
@@ -7292,37 +6511,12 @@
           <w:szCs w:val="22"/>
         </w:rPr>
       </w:pPr>
-      <w:proofErr w:type="spellStart"/>
-      <w:r>
-        <w:rPr>
-          <w:sz w:val="22"/>
-          <w:szCs w:val="22"/>
-        </w:rPr>
-        <w:t>model_type</w:t>
-      </w:r>
-      <w:proofErr w:type="spellEnd"/>
-      <w:r>
-        <w:rPr>
-          <w:sz w:val="22"/>
-          <w:szCs w:val="22"/>
-        </w:rPr>
-        <w:t xml:space="preserve">, C, </w:t>
-      </w:r>
-      <w:proofErr w:type="spellStart"/>
-      <w:r>
-        <w:rPr>
-          <w:sz w:val="22"/>
-          <w:szCs w:val="22"/>
-        </w:rPr>
-        <w:t>max_iter</w:t>
-      </w:r>
-      <w:proofErr w:type="spellEnd"/>
-      <w:r>
-        <w:rPr>
-          <w:sz w:val="22"/>
-          <w:szCs w:val="22"/>
-        </w:rPr>
-        <w:t>, solver (for Logistic Regression)</w:t>
+      <w:r>
+        <w:rPr>
+          <w:sz w:val="22"/>
+          <w:szCs w:val="22"/>
+        </w:rPr>
+        <w:t>model_type, C, max_iter, solver (for Logistic Regression)</w:t>
       </w:r>
     </w:p>
     <w:p>
@@ -7341,54 +6535,13 @@
           <w:szCs w:val="22"/>
         </w:rPr>
       </w:pPr>
-      <w:proofErr w:type="spellStart"/>
       <w:r>
         <w:rPr>
           <w:sz w:val="22"/>
           <w:szCs w:val="22"/>
         </w:rPr>
         <w:lastRenderedPageBreak/>
-        <w:t>model_type</w:t>
-      </w:r>
-      <w:proofErr w:type="spellEnd"/>
-      <w:r>
-        <w:rPr>
-          <w:sz w:val="22"/>
-          <w:szCs w:val="22"/>
-        </w:rPr>
-        <w:t xml:space="preserve">, </w:t>
-      </w:r>
-      <w:proofErr w:type="spellStart"/>
-      <w:r>
-        <w:rPr>
-          <w:sz w:val="22"/>
-          <w:szCs w:val="22"/>
-        </w:rPr>
-        <w:t>n_estimators</w:t>
-      </w:r>
-      <w:proofErr w:type="spellEnd"/>
-      <w:r>
-        <w:rPr>
-          <w:sz w:val="22"/>
-          <w:szCs w:val="22"/>
-        </w:rPr>
-        <w:t xml:space="preserve">, </w:t>
-      </w:r>
-      <w:proofErr w:type="spellStart"/>
-      <w:r>
-        <w:rPr>
-          <w:sz w:val="22"/>
-          <w:szCs w:val="22"/>
-        </w:rPr>
-        <w:t>max_depth</w:t>
-      </w:r>
-      <w:proofErr w:type="spellEnd"/>
-      <w:r>
-        <w:rPr>
-          <w:sz w:val="22"/>
-          <w:szCs w:val="22"/>
-        </w:rPr>
-        <w:t xml:space="preserve"> (for Random Forest)</w:t>
+        <w:t>model_type, n_estimators, max_depth (for Random Forest)</w:t>
       </w:r>
     </w:p>
     <w:p>
@@ -7407,69 +6560,12 @@
           <w:szCs w:val="22"/>
         </w:rPr>
       </w:pPr>
-      <w:proofErr w:type="spellStart"/>
-      <w:r>
-        <w:rPr>
-          <w:sz w:val="22"/>
-          <w:szCs w:val="22"/>
-        </w:rPr>
-        <w:t>model_type</w:t>
-      </w:r>
-      <w:proofErr w:type="spellEnd"/>
-      <w:r>
-        <w:rPr>
-          <w:sz w:val="22"/>
-          <w:szCs w:val="22"/>
-        </w:rPr>
-        <w:t xml:space="preserve">, </w:t>
-      </w:r>
-      <w:proofErr w:type="spellStart"/>
-      <w:r>
-        <w:rPr>
-          <w:sz w:val="22"/>
-          <w:szCs w:val="22"/>
-        </w:rPr>
-        <w:t>n_estimators</w:t>
-      </w:r>
-      <w:proofErr w:type="spellEnd"/>
-      <w:r>
-        <w:rPr>
-          <w:sz w:val="22"/>
-          <w:szCs w:val="22"/>
-        </w:rPr>
-        <w:t xml:space="preserve">, </w:t>
-      </w:r>
-      <w:proofErr w:type="spellStart"/>
-      <w:r>
-        <w:rPr>
-          <w:sz w:val="22"/>
-          <w:szCs w:val="22"/>
-        </w:rPr>
-        <w:t>max_depth</w:t>
-      </w:r>
-      <w:proofErr w:type="spellEnd"/>
-      <w:r>
-        <w:rPr>
-          <w:sz w:val="22"/>
-          <w:szCs w:val="22"/>
-        </w:rPr>
-        <w:t xml:space="preserve">, </w:t>
-      </w:r>
-      <w:proofErr w:type="spellStart"/>
-      <w:r>
-        <w:rPr>
-          <w:sz w:val="22"/>
-          <w:szCs w:val="22"/>
-        </w:rPr>
-        <w:t>learning_rate</w:t>
-      </w:r>
-      <w:proofErr w:type="spellEnd"/>
-      <w:r>
-        <w:rPr>
-          <w:sz w:val="22"/>
-          <w:szCs w:val="22"/>
-        </w:rPr>
-        <w:t xml:space="preserve"> (for Gradient Boosting)</w:t>
+      <w:r>
+        <w:rPr>
+          <w:sz w:val="22"/>
+          <w:szCs w:val="22"/>
+        </w:rPr>
+        <w:t>model_type, n_estimators, max_depth, learning_rate (for Gradient Boosting)</w:t>
       </w:r>
     </w:p>
     <w:p>
@@ -7488,37 +6584,12 @@
           <w:szCs w:val="22"/>
         </w:rPr>
       </w:pPr>
-      <w:proofErr w:type="spellStart"/>
-      <w:r>
-        <w:rPr>
-          <w:sz w:val="22"/>
-          <w:szCs w:val="22"/>
-        </w:rPr>
-        <w:t>test_size</w:t>
-      </w:r>
-      <w:proofErr w:type="spellEnd"/>
-      <w:r>
-        <w:rPr>
-          <w:sz w:val="22"/>
-          <w:szCs w:val="22"/>
-        </w:rPr>
-        <w:t xml:space="preserve"> (0.2), </w:t>
-      </w:r>
-      <w:proofErr w:type="spellStart"/>
-      <w:r>
-        <w:rPr>
-          <w:sz w:val="22"/>
-          <w:szCs w:val="22"/>
-        </w:rPr>
-        <w:t>random_state</w:t>
-      </w:r>
-      <w:proofErr w:type="spellEnd"/>
-      <w:r>
-        <w:rPr>
-          <w:sz w:val="22"/>
-          <w:szCs w:val="22"/>
-        </w:rPr>
-        <w:t xml:space="preserve"> (42)</w:t>
+      <w:r>
+        <w:rPr>
+          <w:sz w:val="22"/>
+          <w:szCs w:val="22"/>
+        </w:rPr>
+        <w:t>test_size (0.2), random_state (42)</w:t>
       </w:r>
     </w:p>
     <w:p>
@@ -7561,17 +6632,8 @@
           <w:sz w:val="22"/>
           <w:szCs w:val="22"/>
         </w:rPr>
-        <w:t xml:space="preserve">accuracy, precision, recall, f1_score, </w:t>
-      </w:r>
-      <w:proofErr w:type="spellStart"/>
-      <w:r>
-        <w:rPr>
-          <w:sz w:val="22"/>
-          <w:szCs w:val="22"/>
-        </w:rPr>
-        <w:t>roc_auc</w:t>
-      </w:r>
-      <w:proofErr w:type="spellEnd"/>
+        <w:t>accuracy, precision, recall, f1_score, roc_auc</w:t>
+      </w:r>
     </w:p>
     <w:p>
       <w:pPr>
@@ -7589,31 +6651,13 @@
           <w:szCs w:val="22"/>
         </w:rPr>
       </w:pPr>
-      <w:proofErr w:type="spellStart"/>
-      <w:r>
-        <w:rPr>
-          <w:sz w:val="22"/>
-          <w:szCs w:val="22"/>
-        </w:rPr>
-        <w:t>cv_roc_auc_mean</w:t>
-      </w:r>
-      <w:proofErr w:type="spellEnd"/>
-      <w:r>
-        <w:rPr>
-          <w:sz w:val="22"/>
-          <w:szCs w:val="22"/>
-        </w:rPr>
-        <w:t xml:space="preserve">, </w:t>
-      </w:r>
-      <w:proofErr w:type="spellStart"/>
-      <w:r>
-        <w:rPr>
-          <w:sz w:val="22"/>
-          <w:szCs w:val="22"/>
-        </w:rPr>
-        <w:t>cv_roc_auc_std</w:t>
-      </w:r>
-      <w:proofErr w:type="spellEnd"/>
+      <w:r>
+        <w:rPr>
+          <w:sz w:val="22"/>
+          <w:szCs w:val="22"/>
+        </w:rPr>
+        <w:t>cv_roc_auc_mean, cv_roc_auc_std</w:t>
+      </w:r>
     </w:p>
     <w:p>
       <w:pPr>
@@ -7655,23 +6699,7 @@
           <w:sz w:val="22"/>
           <w:szCs w:val="22"/>
         </w:rPr>
-        <w:t xml:space="preserve">Trained model (MLflow </w:t>
-      </w:r>
-      <w:proofErr w:type="spellStart"/>
-      <w:r>
-        <w:rPr>
-          <w:sz w:val="22"/>
-          <w:szCs w:val="22"/>
-        </w:rPr>
-        <w:t>sklearn</w:t>
-      </w:r>
-      <w:proofErr w:type="spellEnd"/>
-      <w:r>
-        <w:rPr>
-          <w:sz w:val="22"/>
-          <w:szCs w:val="22"/>
-        </w:rPr>
-        <w:t xml:space="preserve"> model format)</w:t>
+        <w:t>Trained model (MLflow sklearn model format)</w:t>
       </w:r>
     </w:p>
     <w:p>
@@ -7851,7 +6879,7 @@
           <w:szCs w:val="22"/>
         </w:rPr>
         <w:drawing>
-          <wp:inline distT="0" distB="0" distL="0" distR="0" wp14:anchorId="3A90B356" wp14:editId="50B47561">
+          <wp:inline distT="0" distB="0" distL="0" distR="0" wp14:anchorId="3A90B356" wp14:editId="56869088">
             <wp:extent cx="5942859" cy="1494845"/>
             <wp:effectExtent l="0" t="0" r="1270" b="0"/>
             <wp:docPr id="1868147845" name="Picture 8"/>
@@ -8036,7 +7064,7 @@
           <w:szCs w:val="22"/>
         </w:rPr>
         <w:drawing>
-          <wp:inline distT="0" distB="0" distL="0" distR="0" wp14:anchorId="0783518E" wp14:editId="214E3784">
+          <wp:inline distT="0" distB="0" distL="0" distR="0" wp14:anchorId="0783518E" wp14:editId="5EF77669">
             <wp:extent cx="5942491" cy="2321284"/>
             <wp:effectExtent l="0" t="0" r="1270" b="3175"/>
             <wp:docPr id="2104854715" name="Picture 10"/>
@@ -8316,23 +7344,7 @@
           <w:sz w:val="22"/>
           <w:szCs w:val="22"/>
         </w:rPr>
-        <w:t>models/</w:t>
-      </w:r>
-      <w:proofErr w:type="spellStart"/>
-      <w:r>
-        <w:rPr>
-          <w:sz w:val="22"/>
-          <w:szCs w:val="22"/>
-        </w:rPr>
-        <w:t>best_model.joblib</w:t>
-      </w:r>
-      <w:proofErr w:type="spellEnd"/>
-      <w:r>
-        <w:rPr>
-          <w:sz w:val="22"/>
-          <w:szCs w:val="22"/>
-        </w:rPr>
-        <w:t xml:space="preserve"> — Trained Logistic Regression model</w:t>
+        <w:t>models/best_model.joblib — Trained Logistic Regression model</w:t>
       </w:r>
     </w:p>
     <w:p>
@@ -8355,23 +7367,7 @@
           <w:sz w:val="22"/>
           <w:szCs w:val="22"/>
         </w:rPr>
-        <w:t>models/</w:t>
-      </w:r>
-      <w:proofErr w:type="spellStart"/>
-      <w:r>
-        <w:rPr>
-          <w:sz w:val="22"/>
-          <w:szCs w:val="22"/>
-        </w:rPr>
-        <w:t>preprocessor.joblib</w:t>
-      </w:r>
-      <w:proofErr w:type="spellEnd"/>
-      <w:r>
-        <w:rPr>
-          <w:sz w:val="22"/>
-          <w:szCs w:val="22"/>
-        </w:rPr>
-        <w:t xml:space="preserve"> — Fitted preprocessing pipeline</w:t>
+        <w:t>models/preprocessor.joblib — Fitted preprocessing pipeline</w:t>
       </w:r>
     </w:p>
     <w:p>
@@ -8439,39 +7435,7 @@
           <w:sz w:val="22"/>
           <w:szCs w:val="22"/>
         </w:rPr>
-        <w:t>A clean inference module (</w:t>
-      </w:r>
-      <w:proofErr w:type="spellStart"/>
-      <w:r>
-        <w:rPr>
-          <w:sz w:val="22"/>
-          <w:szCs w:val="22"/>
-        </w:rPr>
-        <w:t>src</w:t>
-      </w:r>
-      <w:proofErr w:type="spellEnd"/>
-      <w:r>
-        <w:rPr>
-          <w:sz w:val="22"/>
-          <w:szCs w:val="22"/>
-        </w:rPr>
-        <w:t xml:space="preserve">/models/inference.py) provides the </w:t>
-      </w:r>
-      <w:proofErr w:type="spellStart"/>
-      <w:r>
-        <w:rPr>
-          <w:sz w:val="22"/>
-          <w:szCs w:val="22"/>
-        </w:rPr>
-        <w:t>HeartDiseasePredictor</w:t>
-      </w:r>
-      <w:proofErr w:type="spellEnd"/>
-      <w:r>
-        <w:rPr>
-          <w:sz w:val="22"/>
-          <w:szCs w:val="22"/>
-        </w:rPr>
-        <w:t xml:space="preserve"> class that:</w:t>
+        <w:t>A clean inference module (src/models/inference.py) provides the HeartDiseasePredictor class that:</w:t>
       </w:r>
     </w:p>
     <w:p>
@@ -9015,23 +7979,7 @@
           <w:sz w:val="22"/>
           <w:szCs w:val="22"/>
         </w:rPr>
-        <w:t xml:space="preserve">, each </w:t>
-      </w:r>
-      <w:proofErr w:type="gramStart"/>
-      <w:r>
-        <w:rPr>
-          <w:sz w:val="22"/>
-          <w:szCs w:val="22"/>
-        </w:rPr>
-        <w:t>trains</w:t>
-      </w:r>
-      <w:proofErr w:type="gramEnd"/>
-      <w:r>
-        <w:rPr>
-          <w:sz w:val="22"/>
-          <w:szCs w:val="22"/>
-        </w:rPr>
-        <w:t xml:space="preserve"> successfully</w:t>
+        <w:t>, each trains successfully</w:t>
       </w:r>
     </w:p>
     <w:p>
@@ -9379,23 +8327,7 @@
           <w:sz w:val="22"/>
           <w:szCs w:val="22"/>
         </w:rPr>
-        <w:t xml:space="preserve"> tests with </w:t>
-      </w:r>
-      <w:proofErr w:type="spellStart"/>
-      <w:r>
-        <w:rPr>
-          <w:sz w:val="22"/>
-          <w:szCs w:val="22"/>
-        </w:rPr>
-        <w:t>Pytest</w:t>
-      </w:r>
-      <w:proofErr w:type="spellEnd"/>
-      <w:r>
-        <w:rPr>
-          <w:sz w:val="22"/>
-          <w:szCs w:val="22"/>
-        </w:rPr>
-        <w:t xml:space="preserve"> and coverage reporting</w:t>
+        <w:t xml:space="preserve"> tests with Pytest and coverage reporting</w:t>
       </w:r>
     </w:p>
     <w:p>
@@ -9735,27 +8667,7 @@
           <w:sz w:val="22"/>
           <w:szCs w:val="22"/>
         </w:rPr>
-        <w:t>8.2 API Design (</w:t>
-      </w:r>
-      <w:proofErr w:type="spellStart"/>
-      <w:r>
-        <w:rPr>
-          <w:b/>
-          <w:bCs/>
-          <w:sz w:val="22"/>
-          <w:szCs w:val="22"/>
-        </w:rPr>
-        <w:t>FastAPI</w:t>
-      </w:r>
-      <w:proofErr w:type="spellEnd"/>
-      <w:r>
-        <w:rPr>
-          <w:b/>
-          <w:bCs/>
-          <w:sz w:val="22"/>
-          <w:szCs w:val="22"/>
-        </w:rPr>
-        <w:t>)</w:t>
+        <w:t>8.2 API Design (FastAPI)</w:t>
       </w:r>
     </w:p>
     <w:p>
@@ -9938,17 +8850,8 @@
                 <w:sz w:val="22"/>
                 <w:szCs w:val="22"/>
               </w:rPr>
-              <w:t>/</w:t>
+              <w:t>/health</w:t>
             </w:r>
-            <w:proofErr w:type="gramStart"/>
-            <w:r>
-              <w:rPr>
-                <w:sz w:val="22"/>
-                <w:szCs w:val="22"/>
-              </w:rPr>
-              <w:t>health</w:t>
-            </w:r>
-            <w:proofErr w:type="gramEnd"/>
           </w:p>
         </w:tc>
         <w:tc>
@@ -10012,17 +8915,8 @@
                 <w:sz w:val="22"/>
                 <w:szCs w:val="22"/>
               </w:rPr>
-              <w:t>/</w:t>
+              <w:t>/predict</w:t>
             </w:r>
-            <w:proofErr w:type="gramStart"/>
-            <w:r>
-              <w:rPr>
-                <w:sz w:val="22"/>
-                <w:szCs w:val="22"/>
-              </w:rPr>
-              <w:t>predict</w:t>
-            </w:r>
-            <w:proofErr w:type="gramEnd"/>
           </w:p>
         </w:tc>
         <w:tc>
@@ -10086,17 +8980,8 @@
                 <w:sz w:val="22"/>
                 <w:szCs w:val="22"/>
               </w:rPr>
-              <w:t>/</w:t>
+              <w:t>/metrics</w:t>
             </w:r>
-            <w:proofErr w:type="gramStart"/>
-            <w:r>
-              <w:rPr>
-                <w:sz w:val="22"/>
-                <w:szCs w:val="22"/>
-              </w:rPr>
-              <w:t>metrics</w:t>
-            </w:r>
-            <w:proofErr w:type="gramEnd"/>
           </w:p>
         </w:tc>
         <w:tc>
@@ -10160,17 +9045,8 @@
                 <w:sz w:val="22"/>
                 <w:szCs w:val="22"/>
               </w:rPr>
-              <w:t>/</w:t>
+              <w:t>/docs</w:t>
             </w:r>
-            <w:proofErr w:type="gramStart"/>
-            <w:r>
-              <w:rPr>
-                <w:sz w:val="22"/>
-                <w:szCs w:val="22"/>
-              </w:rPr>
-              <w:t>docs</w:t>
-            </w:r>
-            <w:proofErr w:type="gramEnd"/>
           </w:p>
         </w:tc>
         <w:tc>
@@ -10285,23 +9161,7 @@
           <w:sz w:val="22"/>
           <w:szCs w:val="22"/>
         </w:rPr>
-        <w:t xml:space="preserve">Validates input using </w:t>
-      </w:r>
-      <w:proofErr w:type="spellStart"/>
-      <w:r>
-        <w:rPr>
-          <w:sz w:val="22"/>
-          <w:szCs w:val="22"/>
-        </w:rPr>
-        <w:t>Pydantic</w:t>
-      </w:r>
-      <w:proofErr w:type="spellEnd"/>
-      <w:r>
-        <w:rPr>
-          <w:sz w:val="22"/>
-          <w:szCs w:val="22"/>
-        </w:rPr>
-        <w:t xml:space="preserve"> models with field constraints</w:t>
+        <w:t>Validates input using Pydantic models with field constraints</w:t>
       </w:r>
     </w:p>
     <w:p>
@@ -10357,23 +9217,7 @@
           <w:szCs w:val="22"/>
         </w:rPr>
         <w:lastRenderedPageBreak/>
-        <w:t xml:space="preserve">Figure 12: </w:t>
-      </w:r>
-      <w:proofErr w:type="spellStart"/>
-      <w:r>
-        <w:rPr>
-          <w:sz w:val="22"/>
-          <w:szCs w:val="22"/>
-        </w:rPr>
-        <w:t>FastAPI</w:t>
-      </w:r>
-      <w:proofErr w:type="spellEnd"/>
-      <w:r>
-        <w:rPr>
-          <w:sz w:val="22"/>
-          <w:szCs w:val="22"/>
-        </w:rPr>
-        <w:t xml:space="preserve"> Interactive Documentation (Swagger UI)</w:t>
+        <w:t>Figure 12: FastAPI Interactive Documentation (Swagger UI)</w:t>
       </w:r>
     </w:p>
     <w:p>
@@ -10390,7 +9234,7 @@
           <w:szCs w:val="22"/>
         </w:rPr>
         <w:drawing>
-          <wp:inline distT="0" distB="0" distL="0" distR="0" wp14:anchorId="0D1337F4" wp14:editId="6BFE995B">
+          <wp:inline distT="0" distB="0" distL="0" distR="0" wp14:anchorId="0D1337F4" wp14:editId="494B0B25">
             <wp:extent cx="5943600" cy="1940118"/>
             <wp:effectExtent l="0" t="0" r="0" b="3175"/>
             <wp:docPr id="25079362" name="Picture 12"/>
@@ -10473,7 +9317,7 @@
           <w:szCs w:val="22"/>
         </w:rPr>
         <w:drawing>
-          <wp:inline distT="0" distB="0" distL="0" distR="0" wp14:anchorId="4BD3004D" wp14:editId="35CF47B4">
+          <wp:inline distT="0" distB="0" distL="0" distR="0" wp14:anchorId="4BD3004D" wp14:editId="4824DD4F">
             <wp:extent cx="5943600" cy="2973788"/>
             <wp:effectExtent l="0" t="0" r="0" b="0"/>
             <wp:docPr id="1370229068" name="Picture 13"/>
@@ -10606,39 +9450,7 @@
           <w:sz w:val="22"/>
           <w:szCs w:val="22"/>
         </w:rPr>
-        <w:t>Source: GitHub repository (</w:t>
-      </w:r>
-      <w:proofErr w:type="spellStart"/>
-      <w:r>
-        <w:rPr>
-          <w:sz w:val="22"/>
-          <w:szCs w:val="22"/>
-        </w:rPr>
-        <w:t>tusharchouhan</w:t>
-      </w:r>
-      <w:proofErr w:type="spellEnd"/>
-      <w:r>
-        <w:rPr>
-          <w:sz w:val="22"/>
-          <w:szCs w:val="22"/>
-        </w:rPr>
-        <w:t>/heart-disease-</w:t>
-      </w:r>
-      <w:proofErr w:type="spellStart"/>
-      <w:r>
-        <w:rPr>
-          <w:sz w:val="22"/>
-          <w:szCs w:val="22"/>
-        </w:rPr>
-        <w:t>mlops</w:t>
-      </w:r>
-      <w:proofErr w:type="spellEnd"/>
-      <w:r>
-        <w:rPr>
-          <w:sz w:val="22"/>
-          <w:szCs w:val="22"/>
-        </w:rPr>
-        <w:t>)</w:t>
+        <w:t>Source: GitHub repository (tusharchouhan/heart-disease-mlops)</w:t>
       </w:r>
     </w:p>
     <w:p>
@@ -10883,23 +9695,12 @@
           <w:szCs w:val="22"/>
         </w:rPr>
       </w:pPr>
-      <w:proofErr w:type="spellStart"/>
-      <w:proofErr w:type="gramStart"/>
-      <w:r>
-        <w:rPr>
-          <w:sz w:val="22"/>
-          <w:szCs w:val="22"/>
-        </w:rPr>
-        <w:t>deployment.yaml</w:t>
-      </w:r>
-      <w:proofErr w:type="spellEnd"/>
-      <w:proofErr w:type="gramEnd"/>
-      <w:r>
-        <w:rPr>
-          <w:sz w:val="22"/>
-          <w:szCs w:val="22"/>
-        </w:rPr>
-        <w:t>: 2 replicas with resource limits, liveness/readiness probes</w:t>
+      <w:r>
+        <w:rPr>
+          <w:sz w:val="22"/>
+          <w:szCs w:val="22"/>
+        </w:rPr>
+        <w:t>deployment.yaml: 2 replicas with resource limits, liveness/readiness probes</w:t>
       </w:r>
     </w:p>
     <w:p>
@@ -10914,39 +9715,12 @@
           <w:szCs w:val="22"/>
         </w:rPr>
       </w:pPr>
-      <w:proofErr w:type="spellStart"/>
-      <w:proofErr w:type="gramStart"/>
-      <w:r>
-        <w:rPr>
-          <w:sz w:val="22"/>
-          <w:szCs w:val="22"/>
-        </w:rPr>
-        <w:t>service.yaml</w:t>
-      </w:r>
-      <w:proofErr w:type="spellEnd"/>
-      <w:proofErr w:type="gramEnd"/>
-      <w:r>
-        <w:rPr>
-          <w:sz w:val="22"/>
-          <w:szCs w:val="22"/>
-        </w:rPr>
-        <w:t xml:space="preserve">: </w:t>
-      </w:r>
-      <w:proofErr w:type="spellStart"/>
-      <w:r>
-        <w:rPr>
-          <w:sz w:val="22"/>
-          <w:szCs w:val="22"/>
-        </w:rPr>
-        <w:t>LoadBalancer</w:t>
-      </w:r>
-      <w:proofErr w:type="spellEnd"/>
-      <w:r>
-        <w:rPr>
-          <w:sz w:val="22"/>
-          <w:szCs w:val="22"/>
-        </w:rPr>
-        <w:t xml:space="preserve"> service exposing port 80</w:t>
+      <w:r>
+        <w:rPr>
+          <w:sz w:val="22"/>
+          <w:szCs w:val="22"/>
+        </w:rPr>
+        <w:t>service.yaml: LoadBalancer service exposing port 80</w:t>
       </w:r>
     </w:p>
     <w:p>
@@ -10961,23 +9735,12 @@
           <w:szCs w:val="22"/>
         </w:rPr>
       </w:pPr>
-      <w:proofErr w:type="spellStart"/>
-      <w:proofErr w:type="gramStart"/>
-      <w:r>
-        <w:rPr>
-          <w:sz w:val="22"/>
-          <w:szCs w:val="22"/>
-        </w:rPr>
-        <w:t>ingress.yaml</w:t>
-      </w:r>
-      <w:proofErr w:type="spellEnd"/>
-      <w:proofErr w:type="gramEnd"/>
-      <w:r>
-        <w:rPr>
-          <w:sz w:val="22"/>
-          <w:szCs w:val="22"/>
-        </w:rPr>
-        <w:t>: Nginx ingress controller configuration</w:t>
+      <w:r>
+        <w:rPr>
+          <w:sz w:val="22"/>
+          <w:szCs w:val="22"/>
+        </w:rPr>
+        <w:t>ingress.yaml: Nginx ingress controller configuration</w:t>
       </w:r>
     </w:p>
     <w:p>
@@ -11242,23 +10005,7 @@
           <w:sz w:val="22"/>
           <w:szCs w:val="22"/>
         </w:rPr>
-        <w:t>Logs are written to both console (</w:t>
-      </w:r>
-      <w:proofErr w:type="spellStart"/>
-      <w:r>
-        <w:rPr>
-          <w:sz w:val="22"/>
-          <w:szCs w:val="22"/>
-        </w:rPr>
-        <w:t>stdout</w:t>
-      </w:r>
-      <w:proofErr w:type="spellEnd"/>
-      <w:r>
-        <w:rPr>
-          <w:sz w:val="22"/>
-          <w:szCs w:val="22"/>
-        </w:rPr>
-        <w:t>) and file (api.log)</w:t>
+        <w:t>Logs are written to both console (stdout) and file (api.log)</w:t>
       </w:r>
     </w:p>
     <w:p>
@@ -11282,48 +10029,7 @@
           <w:szCs w:val="22"/>
         </w:rPr>
         <w:lastRenderedPageBreak/>
-        <w:t>Log format: %(</w:t>
-      </w:r>
-      <w:proofErr w:type="spellStart"/>
-      <w:r>
-        <w:rPr>
-          <w:sz w:val="22"/>
-          <w:szCs w:val="22"/>
-        </w:rPr>
-        <w:t>asctime</w:t>
-      </w:r>
-      <w:proofErr w:type="spellEnd"/>
-      <w:proofErr w:type="gramStart"/>
-      <w:r>
-        <w:rPr>
-          <w:sz w:val="22"/>
-          <w:szCs w:val="22"/>
-        </w:rPr>
-        <w:t>)s</w:t>
-      </w:r>
-      <w:proofErr w:type="gramEnd"/>
-      <w:r>
-        <w:rPr>
-          <w:sz w:val="22"/>
-          <w:szCs w:val="22"/>
-        </w:rPr>
-        <w:t xml:space="preserve"> - %(name)s - %(</w:t>
-      </w:r>
-      <w:proofErr w:type="spellStart"/>
-      <w:r>
-        <w:rPr>
-          <w:sz w:val="22"/>
-          <w:szCs w:val="22"/>
-        </w:rPr>
-        <w:t>levelname</w:t>
-      </w:r>
-      <w:proofErr w:type="spellEnd"/>
-      <w:r>
-        <w:rPr>
-          <w:sz w:val="22"/>
-          <w:szCs w:val="22"/>
-        </w:rPr>
-        <w:t>)s - %(message)s</w:t>
+        <w:t>Log format: %(asctime)s - %(name)s - %(levelname)s - %(message)s</w:t>
       </w:r>
     </w:p>
     <w:p>
@@ -11383,21 +10089,12 @@
           <w:szCs w:val="22"/>
         </w:rPr>
       </w:pPr>
-      <w:proofErr w:type="spellStart"/>
-      <w:r>
-        <w:rPr>
-          <w:sz w:val="22"/>
-          <w:szCs w:val="22"/>
-        </w:rPr>
-        <w:t>predictions_total</w:t>
-      </w:r>
-      <w:proofErr w:type="spellEnd"/>
-      <w:r>
-        <w:rPr>
-          <w:sz w:val="22"/>
-          <w:szCs w:val="22"/>
-        </w:rPr>
-        <w:t>: Counter of total predictions, labeled by result</w:t>
+      <w:r>
+        <w:rPr>
+          <w:sz w:val="22"/>
+          <w:szCs w:val="22"/>
+        </w:rPr>
+        <w:t>predictions_total: Counter of total predictions, labeled by result</w:t>
       </w:r>
     </w:p>
     <w:p>
@@ -11438,21 +10135,12 @@
           <w:szCs w:val="22"/>
         </w:rPr>
       </w:pPr>
-      <w:proofErr w:type="spellStart"/>
-      <w:r>
-        <w:rPr>
-          <w:sz w:val="22"/>
-          <w:szCs w:val="22"/>
-        </w:rPr>
-        <w:t>prediction_latency_seconds</w:t>
-      </w:r>
-      <w:proofErr w:type="spellEnd"/>
-      <w:r>
-        <w:rPr>
-          <w:sz w:val="22"/>
-          <w:szCs w:val="22"/>
-        </w:rPr>
-        <w:t>: Histogram of prediction processing time</w:t>
+      <w:r>
+        <w:rPr>
+          <w:sz w:val="22"/>
+          <w:szCs w:val="22"/>
+        </w:rPr>
+        <w:t>prediction_latency_seconds: Histogram of prediction processing time</w:t>
       </w:r>
     </w:p>
     <w:p>
@@ -11470,21 +10158,12 @@
           <w:szCs w:val="22"/>
         </w:rPr>
       </w:pPr>
-      <w:proofErr w:type="spellStart"/>
-      <w:r>
-        <w:rPr>
-          <w:sz w:val="22"/>
-          <w:szCs w:val="22"/>
-        </w:rPr>
-        <w:t>http_requests_total</w:t>
-      </w:r>
-      <w:proofErr w:type="spellEnd"/>
-      <w:r>
-        <w:rPr>
-          <w:sz w:val="22"/>
-          <w:szCs w:val="22"/>
-        </w:rPr>
-        <w:t>: Counter of all HTTP requests, labeled by</w:t>
+      <w:r>
+        <w:rPr>
+          <w:sz w:val="22"/>
+          <w:szCs w:val="22"/>
+        </w:rPr>
+        <w:t>http_requests_total: Counter of all HTTP requests, labeled by</w:t>
       </w:r>
     </w:p>
     <w:p>
@@ -12157,23 +10836,7 @@
           <w:sz w:val="22"/>
           <w:szCs w:val="22"/>
         </w:rPr>
-        <w:t xml:space="preserve">Containerization: Production-ready Docker container with </w:t>
-      </w:r>
-      <w:proofErr w:type="spellStart"/>
-      <w:r>
-        <w:rPr>
-          <w:sz w:val="22"/>
-          <w:szCs w:val="22"/>
-        </w:rPr>
-        <w:t>FastAPI</w:t>
-      </w:r>
-      <w:proofErr w:type="spellEnd"/>
-      <w:r>
-        <w:rPr>
-          <w:sz w:val="22"/>
-          <w:szCs w:val="22"/>
-        </w:rPr>
-        <w:t xml:space="preserve"> serving</w:t>
+        <w:t>Containerization: Production-ready Docker container with FastAPI serving</w:t>
       </w:r>
     </w:p>
     <w:p>
@@ -12826,21 +11489,12 @@
                 <w:szCs w:val="22"/>
               </w:rPr>
             </w:pPr>
-            <w:proofErr w:type="spellStart"/>
             <w:r>
               <w:rPr>
                 <w:sz w:val="22"/>
                 <w:szCs w:val="22"/>
               </w:rPr>
-              <w:t>FastAPI</w:t>
-            </w:r>
-            <w:proofErr w:type="spellEnd"/>
-            <w:r>
-              <w:rPr>
-                <w:sz w:val="22"/>
-                <w:szCs w:val="22"/>
-              </w:rPr>
-              <w:t xml:space="preserve"> Documentation</w:t>
+              <w:t>FastAPI Documentation</w:t>
             </w:r>
           </w:p>
         </w:tc>
